--- a/dsandml/simplelinreg/index.docx
+++ b/dsandml/simplelinreg/index.docx
@@ -1654,7 +1654,7 @@
         <w:rPr>
           <w:rStyle w:val="VerbatimChar"/>
         </w:rPr>
-        <w:t xml:space="preserve">array([9.89469872e-01, 4.76078458e-01, 3.23974018e-01, 9.09779393e-01,</w:t>
+        <w:t xml:space="preserve">array([0.66439834, 0.90690141, 0.61222284, 0.62443867, 0.9764175 ,</w:t>
       </w:r>
       <w:r>
         <w:br/>
@@ -1663,7 +1663,7 @@
         <w:rPr>
           <w:rStyle w:val="VerbatimChar"/>
         </w:rPr>
-        <w:t xml:space="preserve">       8.95129256e-01, 7.95287821e-01, 7.87903871e-01, 6.49688028e-01,</w:t>
+        <w:t xml:space="preserve">       0.69935027, 0.3250017 , 0.3464859 , 0.81523911, 0.22240399,</w:t>
       </w:r>
       <w:r>
         <w:br/>
@@ -1672,7 +1672,7 @@
         <w:rPr>
           <w:rStyle w:val="VerbatimChar"/>
         </w:rPr>
-        <w:t xml:space="preserve">       8.64559658e-01, 6.47034370e-02, 2.01573829e-01, 4.78057404e-01,</w:t>
+        <w:t xml:space="preserve">       0.96769498, 0.8161747 , 0.71041547, 0.50420416, 0.82088762,</w:t>
       </w:r>
       <w:r>
         <w:br/>
@@ -1681,7 +1681,7 @@
         <w:rPr>
           <w:rStyle w:val="VerbatimChar"/>
         </w:rPr>
-        <w:t xml:space="preserve">       3.34960902e-01, 5.28424783e-01, 4.09968303e-01, 3.10044110e-01,</w:t>
+        <w:t xml:space="preserve">       0.59685898, 0.9689716 , 0.01952769, 0.28424268, 0.76940212,</w:t>
       </w:r>
       <w:r>
         <w:br/>
@@ -1690,7 +1690,7 @@
         <w:rPr>
           <w:rStyle w:val="VerbatimChar"/>
         </w:rPr>
-        <w:t xml:space="preserve">       2.23752472e-01, 3.95586563e-01, 1.27938282e-01, 7.92643357e-01,</w:t>
+        <w:t xml:space="preserve">       0.43120139, 0.8466846 , 0.98451866, 0.66306915, 0.09158714,</w:t>
       </w:r>
       <w:r>
         <w:br/>
@@ -1699,7 +1699,7 @@
         <w:rPr>
           <w:rStyle w:val="VerbatimChar"/>
         </w:rPr>
-        <w:t xml:space="preserve">       9.08484024e-01, 4.32249599e-01, 1.97941222e-01, 1.16101487e-01,</w:t>
+        <w:t xml:space="preserve">       0.82268849, 0.03934835, 0.62383936, 0.95497015, 0.36108174,</w:t>
       </w:r>
       <w:r>
         <w:br/>
@@ -1708,7 +1708,7 @@
         <w:rPr>
           <w:rStyle w:val="VerbatimChar"/>
         </w:rPr>
-        <w:t xml:space="preserve">       1.65533020e-01, 8.31217915e-02, 8.30751418e-01, 8.40450631e-01,</w:t>
+        <w:t xml:space="preserve">       0.20540731, 0.14691154, 0.31986176, 0.00697889, 0.45795187,</w:t>
       </w:r>
       <w:r>
         <w:br/>
@@ -1717,7 +1717,7 @@
         <w:rPr>
           <w:rStyle w:val="VerbatimChar"/>
         </w:rPr>
-        <w:t xml:space="preserve">       6.64136179e-02, 7.00165203e-02, 1.92471652e-01, 1.54869061e-01,</w:t>
+        <w:t xml:space="preserve">       0.529618  , 0.46959605, 0.75402959, 0.39663558, 0.34301235,</w:t>
       </w:r>
       <w:r>
         <w:br/>
@@ -1726,7 +1726,7 @@
         <w:rPr>
           <w:rStyle w:val="VerbatimChar"/>
         </w:rPr>
-        <w:t xml:space="preserve">       1.96757131e-01, 2.50097884e-01, 3.68276924e-01, 5.05005204e-01,</w:t>
+        <w:t xml:space="preserve">       0.59622332, 0.05650818, 0.90828302, 0.25008603, 0.01682946,</w:t>
       </w:r>
       <w:r>
         <w:br/>
@@ -1735,7 +1735,7 @@
         <w:rPr>
           <w:rStyle w:val="VerbatimChar"/>
         </w:rPr>
-        <w:t xml:space="preserve">       7.02555783e-01, 7.16339093e-01, 3.01486225e-01, 4.91990749e-01,</w:t>
+        <w:t xml:space="preserve">       0.16281452, 0.95618347, 0.81944574, 0.37148409, 0.79117111,</w:t>
       </w:r>
       <w:r>
         <w:br/>
@@ -1744,7 +1744,7 @@
         <w:rPr>
           <w:rStyle w:val="VerbatimChar"/>
         </w:rPr>
-        <w:t xml:space="preserve">       6.50864812e-01, 3.99087563e-01, 2.70438827e-03, 5.21204904e-01,</w:t>
+        <w:t xml:space="preserve">       0.25544781, 0.8396818 , 0.01600484, 0.8874042 , 0.63029574,</w:t>
       </w:r>
       <w:r>
         <w:br/>
@@ -1753,7 +1753,7 @@
         <w:rPr>
           <w:rStyle w:val="VerbatimChar"/>
         </w:rPr>
-        <w:t xml:space="preserve">       5.52737645e-01, 8.87355527e-01, 8.18953140e-02, 6.77126297e-01,</w:t>
+        <w:t xml:space="preserve">       0.39699605, 0.55817529, 0.58051551, 0.2661015 , 0.100545  ,</w:t>
       </w:r>
       <w:r>
         <w:br/>
@@ -1762,7 +1762,7 @@
         <w:rPr>
           <w:rStyle w:val="VerbatimChar"/>
         </w:rPr>
-        <w:t xml:space="preserve">       2.27160923e-01, 1.08853839e-01, 2.03342102e-01, 3.61629622e-01,</w:t>
+        <w:t xml:space="preserve">       0.32921391, 0.30264286, 0.49743941, 0.15247199, 0.38731547,</w:t>
       </w:r>
       <w:r>
         <w:br/>
@@ -1771,7 +1771,7 @@
         <w:rPr>
           <w:rStyle w:val="VerbatimChar"/>
         </w:rPr>
-        <w:t xml:space="preserve">       8.15849848e-01, 3.90943607e-01, 6.95686880e-01, 1.24406021e-01,</w:t>
+        <w:t xml:space="preserve">       0.04567846, 0.60495958, 0.03955423, 0.31300822, 0.69075339,</w:t>
       </w:r>
       <w:r>
         <w:br/>
@@ -1780,7 +1780,7 @@
         <w:rPr>
           <w:rStyle w:val="VerbatimChar"/>
         </w:rPr>
-        <w:t xml:space="preserve">       5.53520274e-01, 5.26672469e-01, 8.34864785e-02, 9.66227396e-01,</w:t>
+        <w:t xml:space="preserve">       0.34223671, 0.24687097, 0.71163328, 0.57279609, 0.17988619,</w:t>
       </w:r>
       <w:r>
         <w:br/>
@@ -1789,7 +1789,7 @@
         <w:rPr>
           <w:rStyle w:val="VerbatimChar"/>
         </w:rPr>
-        <w:t xml:space="preserve">       6.89071380e-01, 6.69830198e-01, 5.53640210e-01, 7.53981474e-01,</w:t>
+        <w:t xml:space="preserve">       0.93847128, 0.05938566, 0.64450941, 0.70645184, 0.88989059,</w:t>
       </w:r>
       <w:r>
         <w:br/>
@@ -1798,7 +1798,7 @@
         <w:rPr>
           <w:rStyle w:val="VerbatimChar"/>
         </w:rPr>
-        <w:t xml:space="preserve">       8.92471213e-01, 8.95827674e-01, 8.62880030e-01, 7.03415454e-01,</w:t>
+        <w:t xml:space="preserve">       0.91846107, 0.36740474, 0.83631457, 0.9919278 , 0.89680711,</w:t>
       </w:r>
       <w:r>
         <w:br/>
@@ -1807,7 +1807,7 @@
         <w:rPr>
           <w:rStyle w:val="VerbatimChar"/>
         </w:rPr>
-        <w:t xml:space="preserve">       9.77622696e-02, 9.99264165e-01, 4.39198720e-01, 8.85622764e-01,</w:t>
+        <w:t xml:space="preserve">       0.76380935, 0.42756822, 0.49731024, 0.71096679, 0.40202655,</w:t>
       </w:r>
       <w:r>
         <w:br/>
@@ -1816,7 +1816,7 @@
         <w:rPr>
           <w:rStyle w:val="VerbatimChar"/>
         </w:rPr>
-        <w:t xml:space="preserve">       6.33181055e-01, 1.89602440e-01, 1.26096665e-01, 1.39320165e-01,</w:t>
+        <w:t xml:space="preserve">       0.68861957, 0.54639406, 0.20072953, 0.9055743 , 0.8806652 ,</w:t>
       </w:r>
       <w:r>
         <w:br/>
@@ -1825,25 +1825,115 @@
         <w:rPr>
           <w:rStyle w:val="VerbatimChar"/>
         </w:rPr>
-        <w:t xml:space="preserve">       7.38969198e-01, 3.23488340e-01, 2.09079718e-01, 3.23509361e-02,</w:t>
-      </w:r>
-      <w:r>
-        <w:br/>
+        <w:t xml:space="preserve">       0.96964647, 0.61224054, 0.60864502, 0.70375319, 0.38012381])</w:t>
+      </w:r>
+    </w:p>
+    <w:p>
+      <w:pPr>
+        <w:pStyle w:val="FirstParagraph"/>
+      </w:pPr>
+      <w:r>
+        <w:t xml:space="preserve">It is a one-dimensional array/vector but the</w:t>
+      </w:r>
+      <w:r>
+        <w:t xml:space="preserve"> </w:t>
       </w:r>
       <w:r>
         <w:rPr>
           <w:rStyle w:val="VerbatimChar"/>
         </w:rPr>
-        <w:t xml:space="preserve">       1.73693500e-01, 9.69689673e-01, 5.54532627e-01, 3.07281534e-02,</w:t>
-      </w:r>
-      <w:r>
-        <w:br/>
-      </w:r>
+        <w:t xml:space="preserve">slr</w:t>
+      </w:r>
+      <w:r>
+        <w:t xml:space="preserve"> </w:t>
+      </w:r>
+      <w:r>
+        <w:t xml:space="preserve">object accepts input variable as matrix or two-dimensional format.</w:t>
+      </w:r>
+    </w:p>
+    <w:p>
+      <w:pPr>
+        <w:pStyle w:val="SourceCode"/>
+      </w:pPr>
+      <w:r>
+        <w:rPr>
+          <w:rStyle w:val="NormalTok"/>
+        </w:rPr>
+        <w:t xml:space="preserve">X</w:t>
+      </w:r>
+      <w:r>
+        <w:rPr>
+          <w:rStyle w:val="OperatorTok"/>
+        </w:rPr>
+        <w:t xml:space="preserve">=</w:t>
+      </w:r>
+      <w:r>
+        <w:rPr>
+          <w:rStyle w:val="NormalTok"/>
+        </w:rPr>
+        <w:t xml:space="preserve">X.reshape(</w:t>
+      </w:r>
+      <w:r>
+        <w:rPr>
+          <w:rStyle w:val="OperatorTok"/>
+        </w:rPr>
+        <w:t xml:space="preserve">-</w:t>
+      </w:r>
+      <w:r>
+        <w:rPr>
+          <w:rStyle w:val="DecValTok"/>
+        </w:rPr>
+        <w:t xml:space="preserve">1</w:t>
+      </w:r>
+      <w:r>
+        <w:rPr>
+          <w:rStyle w:val="NormalTok"/>
+        </w:rPr>
+        <w:t xml:space="preserve">,</w:t>
+      </w:r>
+      <w:r>
+        <w:rPr>
+          <w:rStyle w:val="DecValTok"/>
+        </w:rPr>
+        <w:t xml:space="preserve">1</w:t>
+      </w:r>
+      <w:r>
+        <w:rPr>
+          <w:rStyle w:val="NormalTok"/>
+        </w:rPr>
+        <w:t xml:space="preserve">)</w:t>
+      </w:r>
+      <w:r>
+        <w:br/>
+      </w:r>
+      <w:r>
+        <w:rPr>
+          <w:rStyle w:val="NormalTok"/>
+        </w:rPr>
+        <w:t xml:space="preserve">X[:</w:t>
+      </w:r>
+      <w:r>
+        <w:rPr>
+          <w:rStyle w:val="DecValTok"/>
+        </w:rPr>
+        <w:t xml:space="preserve">10</w:t>
+      </w:r>
+      <w:r>
+        <w:rPr>
+          <w:rStyle w:val="NormalTok"/>
+        </w:rPr>
+        <w:t xml:space="preserve">]</w:t>
+      </w:r>
+    </w:p>
+    <w:p>
+      <w:pPr>
+        <w:pStyle w:val="SourceCode"/>
+      </w:pPr>
       <w:r>
         <w:rPr>
           <w:rStyle w:val="VerbatimChar"/>
         </w:rPr>
-        <w:t xml:space="preserve">       3.53616478e-01, 4.76525489e-01, 5.20063065e-01, 9.74096569e-01,</w:t>
+        <w:t xml:space="preserve">array([[0.66439834],</w:t>
       </w:r>
       <w:r>
         <w:br/>
@@ -1852,7 +1942,7 @@
         <w:rPr>
           <w:rStyle w:val="VerbatimChar"/>
         </w:rPr>
-        <w:t xml:space="preserve">       1.33148566e-01, 7.10244252e-01, 6.43083639e-01, 2.61639572e-01,</w:t>
+        <w:t xml:space="preserve">       [0.90690141],</w:t>
       </w:r>
       <w:r>
         <w:br/>
@@ -1861,7 +1951,7 @@
         <w:rPr>
           <w:rStyle w:val="VerbatimChar"/>
         </w:rPr>
-        <w:t xml:space="preserve">       2.79183280e-04, 2.50270843e-01, 6.54359706e-01, 3.93050540e-01,</w:t>
+        <w:t xml:space="preserve">       [0.61222284],</w:t>
       </w:r>
       <w:r>
         <w:br/>
@@ -1870,7 +1960,61 @@
         <w:rPr>
           <w:rStyle w:val="VerbatimChar"/>
         </w:rPr>
-        <w:t xml:space="preserve">       7.17748169e-01, 1.28315642e-01, 1.28833793e-01, 6.16857111e-01])</w:t>
+        <w:t xml:space="preserve">       [0.62443867],</w:t>
+      </w:r>
+      <w:r>
+        <w:br/>
+      </w:r>
+      <w:r>
+        <w:rPr>
+          <w:rStyle w:val="VerbatimChar"/>
+        </w:rPr>
+        <w:t xml:space="preserve">       [0.9764175 ],</w:t>
+      </w:r>
+      <w:r>
+        <w:br/>
+      </w:r>
+      <w:r>
+        <w:rPr>
+          <w:rStyle w:val="VerbatimChar"/>
+        </w:rPr>
+        <w:t xml:space="preserve">       [0.69935027],</w:t>
+      </w:r>
+      <w:r>
+        <w:br/>
+      </w:r>
+      <w:r>
+        <w:rPr>
+          <w:rStyle w:val="VerbatimChar"/>
+        </w:rPr>
+        <w:t xml:space="preserve">       [0.3250017 ],</w:t>
+      </w:r>
+      <w:r>
+        <w:br/>
+      </w:r>
+      <w:r>
+        <w:rPr>
+          <w:rStyle w:val="VerbatimChar"/>
+        </w:rPr>
+        <w:t xml:space="preserve">       [0.3464859 ],</w:t>
+      </w:r>
+      <w:r>
+        <w:br/>
+      </w:r>
+      <w:r>
+        <w:rPr>
+          <w:rStyle w:val="VerbatimChar"/>
+        </w:rPr>
+        <w:t xml:space="preserve">       [0.81523911],</w:t>
+      </w:r>
+      <w:r>
+        <w:br/>
+      </w:r>
+      <w:r>
+        <w:rPr>
+          <w:rStyle w:val="VerbatimChar"/>
+        </w:rPr>
+        <w:t xml:space="preserve">       [0.22240399]])</w:t>
       </w:r>
     </w:p>
     <w:p>
@@ -1878,251 +2022,62 @@
         <w:pStyle w:val="FirstParagraph"/>
       </w:pPr>
       <w:r>
-        <w:t xml:space="preserve">It is a one-dimensional array/vector but the</w:t>
-      </w:r>
-      <w:r>
-        <w:t xml:space="preserve"> </w:t>
-      </w:r>
+        <w:t xml:space="preserve">Now we fit the data to our model</w:t>
+      </w:r>
+    </w:p>
+    <w:p>
+      <w:pPr>
+        <w:pStyle w:val="SourceCode"/>
+      </w:pPr>
+      <w:r>
+        <w:rPr>
+          <w:rStyle w:val="NormalTok"/>
+        </w:rPr>
+        <w:t xml:space="preserve">slr.fit(X,y)</w:t>
+      </w:r>
+      <w:r>
+        <w:br/>
+      </w:r>
+      <w:r>
+        <w:rPr>
+          <w:rStyle w:val="NormalTok"/>
+        </w:rPr>
+        <w:t xml:space="preserve">slr.predict([[</w:t>
+      </w:r>
+      <w:r>
+        <w:rPr>
+          <w:rStyle w:val="DecValTok"/>
+        </w:rPr>
+        <w:t xml:space="preserve">2</w:t>
+      </w:r>
+      <w:r>
+        <w:rPr>
+          <w:rStyle w:val="NormalTok"/>
+        </w:rPr>
+        <w:t xml:space="preserve">],[</w:t>
+      </w:r>
+      <w:r>
+        <w:rPr>
+          <w:rStyle w:val="DecValTok"/>
+        </w:rPr>
+        <w:t xml:space="preserve">3</w:t>
+      </w:r>
+      <w:r>
+        <w:rPr>
+          <w:rStyle w:val="NormalTok"/>
+        </w:rPr>
+        <w:t xml:space="preserve">]])</w:t>
+      </w:r>
+    </w:p>
+    <w:p>
+      <w:pPr>
+        <w:pStyle w:val="SourceCode"/>
+      </w:pPr>
       <w:r>
         <w:rPr>
           <w:rStyle w:val="VerbatimChar"/>
         </w:rPr>
-        <w:t xml:space="preserve">slr</w:t>
-      </w:r>
-      <w:r>
-        <w:t xml:space="preserve"> </w:t>
-      </w:r>
-      <w:r>
-        <w:t xml:space="preserve">object accepts input variable as matrix or two-dimensional format.</w:t>
-      </w:r>
-    </w:p>
-    <w:p>
-      <w:pPr>
-        <w:pStyle w:val="SourceCode"/>
-      </w:pPr>
-      <w:r>
-        <w:rPr>
-          <w:rStyle w:val="NormalTok"/>
-        </w:rPr>
-        <w:t xml:space="preserve">X</w:t>
-      </w:r>
-      <w:r>
-        <w:rPr>
-          <w:rStyle w:val="OperatorTok"/>
-        </w:rPr>
-        <w:t xml:space="preserve">=</w:t>
-      </w:r>
-      <w:r>
-        <w:rPr>
-          <w:rStyle w:val="NormalTok"/>
-        </w:rPr>
-        <w:t xml:space="preserve">X.reshape(</w:t>
-      </w:r>
-      <w:r>
-        <w:rPr>
-          <w:rStyle w:val="OperatorTok"/>
-        </w:rPr>
-        <w:t xml:space="preserve">-</w:t>
-      </w:r>
-      <w:r>
-        <w:rPr>
-          <w:rStyle w:val="DecValTok"/>
-        </w:rPr>
-        <w:t xml:space="preserve">1</w:t>
-      </w:r>
-      <w:r>
-        <w:rPr>
-          <w:rStyle w:val="NormalTok"/>
-        </w:rPr>
-        <w:t xml:space="preserve">,</w:t>
-      </w:r>
-      <w:r>
-        <w:rPr>
-          <w:rStyle w:val="DecValTok"/>
-        </w:rPr>
-        <w:t xml:space="preserve">1</w:t>
-      </w:r>
-      <w:r>
-        <w:rPr>
-          <w:rStyle w:val="NormalTok"/>
-        </w:rPr>
-        <w:t xml:space="preserve">)</w:t>
-      </w:r>
-      <w:r>
-        <w:br/>
-      </w:r>
-      <w:r>
-        <w:rPr>
-          <w:rStyle w:val="NormalTok"/>
-        </w:rPr>
-        <w:t xml:space="preserve">X[:</w:t>
-      </w:r>
-      <w:r>
-        <w:rPr>
-          <w:rStyle w:val="DecValTok"/>
-        </w:rPr>
-        <w:t xml:space="preserve">10</w:t>
-      </w:r>
-      <w:r>
-        <w:rPr>
-          <w:rStyle w:val="NormalTok"/>
-        </w:rPr>
-        <w:t xml:space="preserve">]</w:t>
-      </w:r>
-    </w:p>
-    <w:p>
-      <w:pPr>
-        <w:pStyle w:val="SourceCode"/>
-      </w:pPr>
-      <w:r>
-        <w:rPr>
-          <w:rStyle w:val="VerbatimChar"/>
-        </w:rPr>
-        <w:t xml:space="preserve">array([[0.98946987],</w:t>
-      </w:r>
-      <w:r>
-        <w:br/>
-      </w:r>
-      <w:r>
-        <w:rPr>
-          <w:rStyle w:val="VerbatimChar"/>
-        </w:rPr>
-        <w:t xml:space="preserve">       [0.47607846],</w:t>
-      </w:r>
-      <w:r>
-        <w:br/>
-      </w:r>
-      <w:r>
-        <w:rPr>
-          <w:rStyle w:val="VerbatimChar"/>
-        </w:rPr>
-        <w:t xml:space="preserve">       [0.32397402],</w:t>
-      </w:r>
-      <w:r>
-        <w:br/>
-      </w:r>
-      <w:r>
-        <w:rPr>
-          <w:rStyle w:val="VerbatimChar"/>
-        </w:rPr>
-        <w:t xml:space="preserve">       [0.90977939],</w:t>
-      </w:r>
-      <w:r>
-        <w:br/>
-      </w:r>
-      <w:r>
-        <w:rPr>
-          <w:rStyle w:val="VerbatimChar"/>
-        </w:rPr>
-        <w:t xml:space="preserve">       [0.89512926],</w:t>
-      </w:r>
-      <w:r>
-        <w:br/>
-      </w:r>
-      <w:r>
-        <w:rPr>
-          <w:rStyle w:val="VerbatimChar"/>
-        </w:rPr>
-        <w:t xml:space="preserve">       [0.79528782],</w:t>
-      </w:r>
-      <w:r>
-        <w:br/>
-      </w:r>
-      <w:r>
-        <w:rPr>
-          <w:rStyle w:val="VerbatimChar"/>
-        </w:rPr>
-        <w:t xml:space="preserve">       [0.78790387],</w:t>
-      </w:r>
-      <w:r>
-        <w:br/>
-      </w:r>
-      <w:r>
-        <w:rPr>
-          <w:rStyle w:val="VerbatimChar"/>
-        </w:rPr>
-        <w:t xml:space="preserve">       [0.64968803],</w:t>
-      </w:r>
-      <w:r>
-        <w:br/>
-      </w:r>
-      <w:r>
-        <w:rPr>
-          <w:rStyle w:val="VerbatimChar"/>
-        </w:rPr>
-        <w:t xml:space="preserve">       [0.86455966],</w:t>
-      </w:r>
-      <w:r>
-        <w:br/>
-      </w:r>
-      <w:r>
-        <w:rPr>
-          <w:rStyle w:val="VerbatimChar"/>
-        </w:rPr>
-        <w:t xml:space="preserve">       [0.06470344]])</w:t>
-      </w:r>
-    </w:p>
-    <w:p>
-      <w:pPr>
-        <w:pStyle w:val="FirstParagraph"/>
-      </w:pPr>
-      <w:r>
-        <w:t xml:space="preserve">Now we fit the data to our model</w:t>
-      </w:r>
-    </w:p>
-    <w:p>
-      <w:pPr>
-        <w:pStyle w:val="SourceCode"/>
-      </w:pPr>
-      <w:r>
-        <w:rPr>
-          <w:rStyle w:val="NormalTok"/>
-        </w:rPr>
-        <w:t xml:space="preserve">slr.fit(X,y)</w:t>
-      </w:r>
-      <w:r>
-        <w:br/>
-      </w:r>
-      <w:r>
-        <w:rPr>
-          <w:rStyle w:val="NormalTok"/>
-        </w:rPr>
-        <w:t xml:space="preserve">slr.predict([[</w:t>
-      </w:r>
-      <w:r>
-        <w:rPr>
-          <w:rStyle w:val="DecValTok"/>
-        </w:rPr>
-        <w:t xml:space="preserve">2</w:t>
-      </w:r>
-      <w:r>
-        <w:rPr>
-          <w:rStyle w:val="NormalTok"/>
-        </w:rPr>
-        <w:t xml:space="preserve">],[</w:t>
-      </w:r>
-      <w:r>
-        <w:rPr>
-          <w:rStyle w:val="DecValTok"/>
-        </w:rPr>
-        <w:t xml:space="preserve">3</w:t>
-      </w:r>
-      <w:r>
-        <w:rPr>
-          <w:rStyle w:val="NormalTok"/>
-        </w:rPr>
-        <w:t xml:space="preserve">]])</w:t>
-      </w:r>
-    </w:p>
-    <w:p>
-      <w:pPr>
-        <w:pStyle w:val="SourceCode"/>
-      </w:pPr>
-      <w:r>
-        <w:rPr>
-          <w:rStyle w:val="VerbatimChar"/>
-        </w:rPr>
-        <w:t xml:space="preserve">array([4.66204414, 6.85428871])</w:t>
+        <w:t xml:space="preserve">array([4.51137246, 6.60451179])</w:t>
       </w:r>
     </w:p>
     <w:p>
@@ -2325,7 +2280,7 @@
         <w:t xml:space="preserve"> </w:t>
       </w:r>
       <w:r>
-        <w:t xml:space="preserve">0.2776 and slope</w:t>
+        <w:t xml:space="preserve">0.3251 and slope</w:t>
       </w:r>
       <w:r>
         <w:t xml:space="preserve"> </w:t>
@@ -2354,7 +2309,7 @@
         <w:t xml:space="preserve"> </w:t>
       </w:r>
       <w:r>
-        <w:t xml:space="preserve">array([2.19224458]).</w:t>
+        <w:t xml:space="preserve">array([2.09313933]).</w:t>
       </w:r>
     </w:p>
     <w:p>

--- a/dsandml/simplelinreg/index.docx
+++ b/dsandml/simplelinreg/index.docx
@@ -1654,7 +1654,7 @@
         <w:rPr>
           <w:rStyle w:val="VerbatimChar"/>
         </w:rPr>
-        <w:t xml:space="preserve">array([0.66439834, 0.90690141, 0.61222284, 0.62443867, 0.9764175 ,</w:t>
+        <w:t xml:space="preserve">array([0.87308335, 0.0141321 , 0.98302524, 0.88655184, 0.33372552,</w:t>
       </w:r>
       <w:r>
         <w:br/>
@@ -1663,7 +1663,7 @@
         <w:rPr>
           <w:rStyle w:val="VerbatimChar"/>
         </w:rPr>
-        <w:t xml:space="preserve">       0.69935027, 0.3250017 , 0.3464859 , 0.81523911, 0.22240399,</w:t>
+        <w:t xml:space="preserve">       0.16779773, 0.79655351, 0.85989959, 0.33186501, 0.12311157,</w:t>
       </w:r>
       <w:r>
         <w:br/>
@@ -1672,7 +1672,7 @@
         <w:rPr>
           <w:rStyle w:val="VerbatimChar"/>
         </w:rPr>
-        <w:t xml:space="preserve">       0.96769498, 0.8161747 , 0.71041547, 0.50420416, 0.82088762,</w:t>
+        <w:t xml:space="preserve">       0.87174564, 0.18805607, 0.99884204, 0.1056184 , 0.91938819,</w:t>
       </w:r>
       <w:r>
         <w:br/>
@@ -1681,7 +1681,7 @@
         <w:rPr>
           <w:rStyle w:val="VerbatimChar"/>
         </w:rPr>
-        <w:t xml:space="preserve">       0.59685898, 0.9689716 , 0.01952769, 0.28424268, 0.76940212,</w:t>
+        <w:t xml:space="preserve">       0.13694608, 0.75313367, 0.59108684, 0.92487139, 0.00962813,</w:t>
       </w:r>
       <w:r>
         <w:br/>
@@ -1690,7 +1690,7 @@
         <w:rPr>
           <w:rStyle w:val="VerbatimChar"/>
         </w:rPr>
-        <w:t xml:space="preserve">       0.43120139, 0.8466846 , 0.98451866, 0.66306915, 0.09158714,</w:t>
+        <w:t xml:space="preserve">       0.18168782, 0.51183469, 0.95582484, 0.38582604, 0.07740292,</w:t>
       </w:r>
       <w:r>
         <w:br/>
@@ -1699,7 +1699,7 @@
         <w:rPr>
           <w:rStyle w:val="VerbatimChar"/>
         </w:rPr>
-        <w:t xml:space="preserve">       0.82268849, 0.03934835, 0.62383936, 0.95497015, 0.36108174,</w:t>
+        <w:t xml:space="preserve">       0.18022834, 0.51781365, 0.54718909, 0.92911099, 0.20110962,</w:t>
       </w:r>
       <w:r>
         <w:br/>
@@ -1708,7 +1708,7 @@
         <w:rPr>
           <w:rStyle w:val="VerbatimChar"/>
         </w:rPr>
-        <w:t xml:space="preserve">       0.20540731, 0.14691154, 0.31986176, 0.00697889, 0.45795187,</w:t>
+        <w:t xml:space="preserve">       0.38918651, 0.43849304, 0.30954021, 0.43619004, 0.78162978,</w:t>
       </w:r>
       <w:r>
         <w:br/>
@@ -1717,7 +1717,7 @@
         <w:rPr>
           <w:rStyle w:val="VerbatimChar"/>
         </w:rPr>
-        <w:t xml:space="preserve">       0.529618  , 0.46959605, 0.75402959, 0.39663558, 0.34301235,</w:t>
+        <w:t xml:space="preserve">       0.47598557, 0.07565378, 0.00561585, 0.14951555, 0.38727634,</w:t>
       </w:r>
       <w:r>
         <w:br/>
@@ -1726,7 +1726,7 @@
         <w:rPr>
           <w:rStyle w:val="VerbatimChar"/>
         </w:rPr>
-        <w:t xml:space="preserve">       0.59622332, 0.05650818, 0.90828302, 0.25008603, 0.01682946,</w:t>
+        <w:t xml:space="preserve">       0.69043681, 0.91453173, 0.73775934, 0.48736157, 0.87352763,</w:t>
       </w:r>
       <w:r>
         <w:br/>
@@ -1735,7 +1735,7 @@
         <w:rPr>
           <w:rStyle w:val="VerbatimChar"/>
         </w:rPr>
-        <w:t xml:space="preserve">       0.16281452, 0.95618347, 0.81944574, 0.37148409, 0.79117111,</w:t>
+        <w:t xml:space="preserve">       0.97092544, 0.15690232, 0.38412925, 0.93796169, 0.77860364,</w:t>
       </w:r>
       <w:r>
         <w:br/>
@@ -1744,7 +1744,7 @@
         <w:rPr>
           <w:rStyle w:val="VerbatimChar"/>
         </w:rPr>
-        <w:t xml:space="preserve">       0.25544781, 0.8396818 , 0.01600484, 0.8874042 , 0.63029574,</w:t>
+        <w:t xml:space="preserve">       0.17881521, 0.22908593, 0.08756558, 0.88508833, 0.78500679,</w:t>
       </w:r>
       <w:r>
         <w:br/>
@@ -1753,7 +1753,7 @@
         <w:rPr>
           <w:rStyle w:val="VerbatimChar"/>
         </w:rPr>
-        <w:t xml:space="preserve">       0.39699605, 0.55817529, 0.58051551, 0.2661015 , 0.100545  ,</w:t>
+        <w:t xml:space="preserve">       0.99305843, 0.41561322, 0.65334311, 0.21517509, 0.23332002,</w:t>
       </w:r>
       <w:r>
         <w:br/>
@@ -1762,7 +1762,7 @@
         <w:rPr>
           <w:rStyle w:val="VerbatimChar"/>
         </w:rPr>
-        <w:t xml:space="preserve">       0.32921391, 0.30264286, 0.49743941, 0.15247199, 0.38731547,</w:t>
+        <w:t xml:space="preserve">       0.6174537 , 0.36163143, 0.89440608, 0.89953793, 0.54048546,</w:t>
       </w:r>
       <w:r>
         <w:br/>
@@ -1771,7 +1771,7 @@
         <w:rPr>
           <w:rStyle w:val="VerbatimChar"/>
         </w:rPr>
-        <w:t xml:space="preserve">       0.04567846, 0.60495958, 0.03955423, 0.31300822, 0.69075339,</w:t>
+        <w:t xml:space="preserve">       0.35280041, 0.68632361, 0.98442932, 0.30369961, 0.45326234,</w:t>
       </w:r>
       <w:r>
         <w:br/>
@@ -1780,7 +1780,7 @@
         <w:rPr>
           <w:rStyle w:val="VerbatimChar"/>
         </w:rPr>
-        <w:t xml:space="preserve">       0.34223671, 0.24687097, 0.71163328, 0.57279609, 0.17988619,</w:t>
+        <w:t xml:space="preserve">       0.9904575 , 0.52354356, 0.01976805, 0.63881163, 0.93004174,</w:t>
       </w:r>
       <w:r>
         <w:br/>
@@ -1789,7 +1789,7 @@
         <w:rPr>
           <w:rStyle w:val="VerbatimChar"/>
         </w:rPr>
-        <w:t xml:space="preserve">       0.93847128, 0.05938566, 0.64450941, 0.70645184, 0.88989059,</w:t>
+        <w:t xml:space="preserve">       0.13276781, 0.39802984, 0.06052962, 0.53886252, 0.21673298,</w:t>
       </w:r>
       <w:r>
         <w:br/>
@@ -1798,7 +1798,7 @@
         <w:rPr>
           <w:rStyle w:val="VerbatimChar"/>
         </w:rPr>
-        <w:t xml:space="preserve">       0.91846107, 0.36740474, 0.83631457, 0.9919278 , 0.89680711,</w:t>
+        <w:t xml:space="preserve">       0.11261859, 0.5275817 , 0.08195726, 0.98614929, 0.07549255,</w:t>
       </w:r>
       <w:r>
         <w:br/>
@@ -1807,7 +1807,7 @@
         <w:rPr>
           <w:rStyle w:val="VerbatimChar"/>
         </w:rPr>
-        <w:t xml:space="preserve">       0.76380935, 0.42756822, 0.49731024, 0.71096679, 0.40202655,</w:t>
+        <w:t xml:space="preserve">       0.70507889, 0.43489495, 0.09865488, 0.13231728, 0.34473204,</w:t>
       </w:r>
       <w:r>
         <w:br/>
@@ -1816,7 +1816,7 @@
         <w:rPr>
           <w:rStyle w:val="VerbatimChar"/>
         </w:rPr>
-        <w:t xml:space="preserve">       0.68861957, 0.54639406, 0.20072953, 0.9055743 , 0.8806652 ,</w:t>
+        <w:t xml:space="preserve">       0.75098967, 0.62771617, 0.55752385, 0.37879117, 0.73845034,</w:t>
       </w:r>
       <w:r>
         <w:br/>
@@ -1825,7 +1825,7 @@
         <w:rPr>
           <w:rStyle w:val="VerbatimChar"/>
         </w:rPr>
-        <w:t xml:space="preserve">       0.96964647, 0.61224054, 0.60864502, 0.70375319, 0.38012381])</w:t>
+        <w:t xml:space="preserve">       0.05087843, 0.2475508 , 0.96237037, 0.04228411, 0.09741995])</w:t>
       </w:r>
     </w:p>
     <w:p>
@@ -1933,7 +1933,7 @@
         <w:rPr>
           <w:rStyle w:val="VerbatimChar"/>
         </w:rPr>
-        <w:t xml:space="preserve">array([[0.66439834],</w:t>
+        <w:t xml:space="preserve">array([[0.87308335],</w:t>
       </w:r>
       <w:r>
         <w:br/>
@@ -1942,7 +1942,7 @@
         <w:rPr>
           <w:rStyle w:val="VerbatimChar"/>
         </w:rPr>
-        <w:t xml:space="preserve">       [0.90690141],</w:t>
+        <w:t xml:space="preserve">       [0.0141321 ],</w:t>
       </w:r>
       <w:r>
         <w:br/>
@@ -1951,7 +1951,7 @@
         <w:rPr>
           <w:rStyle w:val="VerbatimChar"/>
         </w:rPr>
-        <w:t xml:space="preserve">       [0.61222284],</w:t>
+        <w:t xml:space="preserve">       [0.98302524],</w:t>
       </w:r>
       <w:r>
         <w:br/>
@@ -1960,7 +1960,7 @@
         <w:rPr>
           <w:rStyle w:val="VerbatimChar"/>
         </w:rPr>
-        <w:t xml:space="preserve">       [0.62443867],</w:t>
+        <w:t xml:space="preserve">       [0.88655184],</w:t>
       </w:r>
       <w:r>
         <w:br/>
@@ -1969,7 +1969,7 @@
         <w:rPr>
           <w:rStyle w:val="VerbatimChar"/>
         </w:rPr>
-        <w:t xml:space="preserve">       [0.9764175 ],</w:t>
+        <w:t xml:space="preserve">       [0.33372552],</w:t>
       </w:r>
       <w:r>
         <w:br/>
@@ -1978,7 +1978,7 @@
         <w:rPr>
           <w:rStyle w:val="VerbatimChar"/>
         </w:rPr>
-        <w:t xml:space="preserve">       [0.69935027],</w:t>
+        <w:t xml:space="preserve">       [0.16779773],</w:t>
       </w:r>
       <w:r>
         <w:br/>
@@ -1987,7 +1987,7 @@
         <w:rPr>
           <w:rStyle w:val="VerbatimChar"/>
         </w:rPr>
-        <w:t xml:space="preserve">       [0.3250017 ],</w:t>
+        <w:t xml:space="preserve">       [0.79655351],</w:t>
       </w:r>
       <w:r>
         <w:br/>
@@ -1996,7 +1996,7 @@
         <w:rPr>
           <w:rStyle w:val="VerbatimChar"/>
         </w:rPr>
-        <w:t xml:space="preserve">       [0.3464859 ],</w:t>
+        <w:t xml:space="preserve">       [0.85989959],</w:t>
       </w:r>
       <w:r>
         <w:br/>
@@ -2005,7 +2005,7 @@
         <w:rPr>
           <w:rStyle w:val="VerbatimChar"/>
         </w:rPr>
-        <w:t xml:space="preserve">       [0.81523911],</w:t>
+        <w:t xml:space="preserve">       [0.33186501],</w:t>
       </w:r>
       <w:r>
         <w:br/>
@@ -2014,7 +2014,7 @@
         <w:rPr>
           <w:rStyle w:val="VerbatimChar"/>
         </w:rPr>
-        <w:t xml:space="preserve">       [0.22240399]])</w:t>
+        <w:t xml:space="preserve">       [0.12311157]])</w:t>
       </w:r>
     </w:p>
     <w:p>
@@ -2077,7 +2077,7 @@
         <w:rPr>
           <w:rStyle w:val="VerbatimChar"/>
         </w:rPr>
-        <w:t xml:space="preserve">array([4.51137246, 6.60451179])</w:t>
+        <w:t xml:space="preserve">array([2.72117897, 3.5771027 ])</w:t>
       </w:r>
     </w:p>
     <w:p>
@@ -2280,7 +2280,7 @@
         <w:t xml:space="preserve"> </w:t>
       </w:r>
       <w:r>
-        <w:t xml:space="preserve">0.3251 and slope</w:t>
+        <w:t xml:space="preserve">1.0093 and slope</w:t>
       </w:r>
       <w:r>
         <w:t xml:space="preserve"> </w:t>
@@ -2309,7 +2309,7 @@
         <w:t xml:space="preserve"> </w:t>
       </w:r>
       <w:r>
-        <w:t xml:space="preserve">array([2.09313933]).</w:t>
+        <w:t xml:space="preserve">array([0.85592373]).</w:t>
       </w:r>
     </w:p>
     <w:p>

--- a/dsandml/simplelinreg/index.docx
+++ b/dsandml/simplelinreg/index.docx
@@ -1507,7 +1507,7 @@
       <w:r>
         <w:drawing>
           <wp:inline>
-            <wp:extent cx="5334000" cy="3645383"/>
+            <wp:extent cx="5334000" cy="3635504"/>
             <wp:effectExtent b="0" l="0" r="0" t="0"/>
             <wp:docPr descr="" title="" id="22" name="Picture"/>
             <a:graphic>
@@ -1528,7 +1528,7 @@
                   <pic:spPr bwMode="auto">
                     <a:xfrm>
                       <a:off x="0" y="0"/>
-                      <a:ext cx="5334000" cy="3645383"/>
+                      <a:ext cx="5334000" cy="3635504"/>
                     </a:xfrm>
                     <a:prstGeom prst="rect">
                       <a:avLst/>
@@ -1654,7 +1654,7 @@
         <w:rPr>
           <w:rStyle w:val="VerbatimChar"/>
         </w:rPr>
-        <w:t xml:space="preserve">array([0.87308335, 0.0141321 , 0.98302524, 0.88655184, 0.33372552,</w:t>
+        <w:t xml:space="preserve">array([0.88321008, 0.06107755, 0.82006122, 0.79787685, 0.92589282,</w:t>
       </w:r>
       <w:r>
         <w:br/>
@@ -1663,7 +1663,7 @@
         <w:rPr>
           <w:rStyle w:val="VerbatimChar"/>
         </w:rPr>
-        <w:t xml:space="preserve">       0.16779773, 0.79655351, 0.85989959, 0.33186501, 0.12311157,</w:t>
+        <w:t xml:space="preserve">       0.15946687, 0.08035647, 0.42530854, 0.72962326, 0.21869328,</w:t>
       </w:r>
       <w:r>
         <w:br/>
@@ -1672,7 +1672,7 @@
         <w:rPr>
           <w:rStyle w:val="VerbatimChar"/>
         </w:rPr>
-        <w:t xml:space="preserve">       0.87174564, 0.18805607, 0.99884204, 0.1056184 , 0.91938819,</w:t>
+        <w:t xml:space="preserve">       0.37514304, 0.26483444, 0.12553502, 0.60717951, 0.82100426,</w:t>
       </w:r>
       <w:r>
         <w:br/>
@@ -1681,7 +1681,7 @@
         <w:rPr>
           <w:rStyle w:val="VerbatimChar"/>
         </w:rPr>
-        <w:t xml:space="preserve">       0.13694608, 0.75313367, 0.59108684, 0.92487139, 0.00962813,</w:t>
+        <w:t xml:space="preserve">       0.05080175, 0.26938536, 0.08872832, 0.84486286, 0.11599315,</w:t>
       </w:r>
       <w:r>
         <w:br/>
@@ -1690,7 +1690,7 @@
         <w:rPr>
           <w:rStyle w:val="VerbatimChar"/>
         </w:rPr>
-        <w:t xml:space="preserve">       0.18168782, 0.51183469, 0.95582484, 0.38582604, 0.07740292,</w:t>
+        <w:t xml:space="preserve">       0.48255658, 0.15963022, 0.02121745, 0.39526389, 0.25573259,</w:t>
       </w:r>
       <w:r>
         <w:br/>
@@ -1699,7 +1699,7 @@
         <w:rPr>
           <w:rStyle w:val="VerbatimChar"/>
         </w:rPr>
-        <w:t xml:space="preserve">       0.18022834, 0.51781365, 0.54718909, 0.92911099, 0.20110962,</w:t>
+        <w:t xml:space="preserve">       0.14582006, 0.74927534, 0.34641712, 0.66988063, 0.31575194,</w:t>
       </w:r>
       <w:r>
         <w:br/>
@@ -1708,7 +1708,7 @@
         <w:rPr>
           <w:rStyle w:val="VerbatimChar"/>
         </w:rPr>
-        <w:t xml:space="preserve">       0.38918651, 0.43849304, 0.30954021, 0.43619004, 0.78162978,</w:t>
+        <w:t xml:space="preserve">       0.13828845, 0.51716809, 0.87795961, 0.96553361, 0.88291583,</w:t>
       </w:r>
       <w:r>
         <w:br/>
@@ -1717,7 +1717,7 @@
         <w:rPr>
           <w:rStyle w:val="VerbatimChar"/>
         </w:rPr>
-        <w:t xml:space="preserve">       0.47598557, 0.07565378, 0.00561585, 0.14951555, 0.38727634,</w:t>
+        <w:t xml:space="preserve">       0.6987198 , 0.55411125, 0.61607807, 0.83056478, 0.83284381,</w:t>
       </w:r>
       <w:r>
         <w:br/>
@@ -1726,7 +1726,7 @@
         <w:rPr>
           <w:rStyle w:val="VerbatimChar"/>
         </w:rPr>
-        <w:t xml:space="preserve">       0.69043681, 0.91453173, 0.73775934, 0.48736157, 0.87352763,</w:t>
+        <w:t xml:space="preserve">       0.40542844, 0.42167336, 0.60416376, 0.44477845, 0.94430798,</w:t>
       </w:r>
       <w:r>
         <w:br/>
@@ -1735,7 +1735,7 @@
         <w:rPr>
           <w:rStyle w:val="VerbatimChar"/>
         </w:rPr>
-        <w:t xml:space="preserve">       0.97092544, 0.15690232, 0.38412925, 0.93796169, 0.77860364,</w:t>
+        <w:t xml:space="preserve">       0.13503111, 0.96641442, 0.67862375, 0.01964883, 0.95103952,</w:t>
       </w:r>
       <w:r>
         <w:br/>
@@ -1744,7 +1744,7 @@
         <w:rPr>
           <w:rStyle w:val="VerbatimChar"/>
         </w:rPr>
-        <w:t xml:space="preserve">       0.17881521, 0.22908593, 0.08756558, 0.88508833, 0.78500679,</w:t>
+        <w:t xml:space="preserve">       0.76289242, 0.12845696, 0.16686013, 0.10156083, 0.14855895,</w:t>
       </w:r>
       <w:r>
         <w:br/>
@@ -1753,7 +1753,7 @@
         <w:rPr>
           <w:rStyle w:val="VerbatimChar"/>
         </w:rPr>
-        <w:t xml:space="preserve">       0.99305843, 0.41561322, 0.65334311, 0.21517509, 0.23332002,</w:t>
+        <w:t xml:space="preserve">       0.29681677, 0.71238076, 0.12881606, 0.26085326, 0.94965697,</w:t>
       </w:r>
       <w:r>
         <w:br/>
@@ -1762,7 +1762,7 @@
         <w:rPr>
           <w:rStyle w:val="VerbatimChar"/>
         </w:rPr>
-        <w:t xml:space="preserve">       0.6174537 , 0.36163143, 0.89440608, 0.89953793, 0.54048546,</w:t>
+        <w:t xml:space="preserve">       0.90571807, 0.86077066, 0.78740294, 0.69765031, 0.43876456,</w:t>
       </w:r>
       <w:r>
         <w:br/>
@@ -1771,7 +1771,7 @@
         <w:rPr>
           <w:rStyle w:val="VerbatimChar"/>
         </w:rPr>
-        <w:t xml:space="preserve">       0.35280041, 0.68632361, 0.98442932, 0.30369961, 0.45326234,</w:t>
+        <w:t xml:space="preserve">       0.96365536, 0.44529739, 0.31366051, 0.91376874, 0.35210281,</w:t>
       </w:r>
       <w:r>
         <w:br/>
@@ -1780,7 +1780,7 @@
         <w:rPr>
           <w:rStyle w:val="VerbatimChar"/>
         </w:rPr>
-        <w:t xml:space="preserve">       0.9904575 , 0.52354356, 0.01976805, 0.63881163, 0.93004174,</w:t>
+        <w:t xml:space="preserve">       0.10706943, 0.66162587, 0.53567645, 0.05702491, 0.38031928,</w:t>
       </w:r>
       <w:r>
         <w:br/>
@@ -1789,7 +1789,7 @@
         <w:rPr>
           <w:rStyle w:val="VerbatimChar"/>
         </w:rPr>
-        <w:t xml:space="preserve">       0.13276781, 0.39802984, 0.06052962, 0.53886252, 0.21673298,</w:t>
+        <w:t xml:space="preserve">       0.78250308, 0.68640297, 0.35349009, 0.19797232, 0.7540476 ,</w:t>
       </w:r>
       <w:r>
         <w:br/>
@@ -1798,7 +1798,7 @@
         <w:rPr>
           <w:rStyle w:val="VerbatimChar"/>
         </w:rPr>
-        <w:t xml:space="preserve">       0.11261859, 0.5275817 , 0.08195726, 0.98614929, 0.07549255,</w:t>
+        <w:t xml:space="preserve">       0.38862812, 0.70898383, 0.51214115, 0.3626166 , 0.34422024,</w:t>
       </w:r>
       <w:r>
         <w:br/>
@@ -1807,7 +1807,7 @@
         <w:rPr>
           <w:rStyle w:val="VerbatimChar"/>
         </w:rPr>
-        <w:t xml:space="preserve">       0.70507889, 0.43489495, 0.09865488, 0.13231728, 0.34473204,</w:t>
+        <w:t xml:space="preserve">       0.49990901, 0.47875756, 0.21916938, 0.58537919, 0.77902826,</w:t>
       </w:r>
       <w:r>
         <w:br/>
@@ -1816,7 +1816,7 @@
         <w:rPr>
           <w:rStyle w:val="VerbatimChar"/>
         </w:rPr>
-        <w:t xml:space="preserve">       0.75098967, 0.62771617, 0.55752385, 0.37879117, 0.73845034,</w:t>
+        <w:t xml:space="preserve">       0.07595644, 0.60638755, 0.69933081, 0.2180282 , 0.30554302,</w:t>
       </w:r>
       <w:r>
         <w:br/>
@@ -1825,7 +1825,7 @@
         <w:rPr>
           <w:rStyle w:val="VerbatimChar"/>
         </w:rPr>
-        <w:t xml:space="preserve">       0.05087843, 0.2475508 , 0.96237037, 0.04228411, 0.09741995])</w:t>
+        <w:t xml:space="preserve">       0.31342223, 0.88570432, 0.79186526, 0.06773098, 0.14468664])</w:t>
       </w:r>
     </w:p>
     <w:p>
@@ -1933,7 +1933,7 @@
         <w:rPr>
           <w:rStyle w:val="VerbatimChar"/>
         </w:rPr>
-        <w:t xml:space="preserve">array([[0.87308335],</w:t>
+        <w:t xml:space="preserve">array([[0.88321008],</w:t>
       </w:r>
       <w:r>
         <w:br/>
@@ -1942,7 +1942,7 @@
         <w:rPr>
           <w:rStyle w:val="VerbatimChar"/>
         </w:rPr>
-        <w:t xml:space="preserve">       [0.0141321 ],</w:t>
+        <w:t xml:space="preserve">       [0.06107755],</w:t>
       </w:r>
       <w:r>
         <w:br/>
@@ -1951,7 +1951,7 @@
         <w:rPr>
           <w:rStyle w:val="VerbatimChar"/>
         </w:rPr>
-        <w:t xml:space="preserve">       [0.98302524],</w:t>
+        <w:t xml:space="preserve">       [0.82006122],</w:t>
       </w:r>
       <w:r>
         <w:br/>
@@ -1960,7 +1960,7 @@
         <w:rPr>
           <w:rStyle w:val="VerbatimChar"/>
         </w:rPr>
-        <w:t xml:space="preserve">       [0.88655184],</w:t>
+        <w:t xml:space="preserve">       [0.79787685],</w:t>
       </w:r>
       <w:r>
         <w:br/>
@@ -1969,7 +1969,7 @@
         <w:rPr>
           <w:rStyle w:val="VerbatimChar"/>
         </w:rPr>
-        <w:t xml:space="preserve">       [0.33372552],</w:t>
+        <w:t xml:space="preserve">       [0.92589282],</w:t>
       </w:r>
       <w:r>
         <w:br/>
@@ -1978,7 +1978,7 @@
         <w:rPr>
           <w:rStyle w:val="VerbatimChar"/>
         </w:rPr>
-        <w:t xml:space="preserve">       [0.16779773],</w:t>
+        <w:t xml:space="preserve">       [0.15946687],</w:t>
       </w:r>
       <w:r>
         <w:br/>
@@ -1987,7 +1987,7 @@
         <w:rPr>
           <w:rStyle w:val="VerbatimChar"/>
         </w:rPr>
-        <w:t xml:space="preserve">       [0.79655351],</w:t>
+        <w:t xml:space="preserve">       [0.08035647],</w:t>
       </w:r>
       <w:r>
         <w:br/>
@@ -1996,7 +1996,7 @@
         <w:rPr>
           <w:rStyle w:val="VerbatimChar"/>
         </w:rPr>
-        <w:t xml:space="preserve">       [0.85989959],</w:t>
+        <w:t xml:space="preserve">       [0.42530854],</w:t>
       </w:r>
       <w:r>
         <w:br/>
@@ -2005,7 +2005,7 @@
         <w:rPr>
           <w:rStyle w:val="VerbatimChar"/>
         </w:rPr>
-        <w:t xml:space="preserve">       [0.33186501],</w:t>
+        <w:t xml:space="preserve">       [0.72962326],</w:t>
       </w:r>
       <w:r>
         <w:br/>
@@ -2014,7 +2014,7 @@
         <w:rPr>
           <w:rStyle w:val="VerbatimChar"/>
         </w:rPr>
-        <w:t xml:space="preserve">       [0.12311157]])</w:t>
+        <w:t xml:space="preserve">       [0.21869328]])</w:t>
       </w:r>
     </w:p>
     <w:p>
@@ -2077,7 +2077,7 @@
         <w:rPr>
           <w:rStyle w:val="VerbatimChar"/>
         </w:rPr>
-        <w:t xml:space="preserve">array([2.72117897, 3.5771027 ])</w:t>
+        <w:t xml:space="preserve">array([4.86386439, 6.98187652])</w:t>
       </w:r>
     </w:p>
     <w:p>
@@ -2280,7 +2280,7 @@
         <w:t xml:space="preserve"> </w:t>
       </w:r>
       <w:r>
-        <w:t xml:space="preserve">1.0093 and slope</w:t>
+        <w:t xml:space="preserve">0.6278 and slope</w:t>
       </w:r>
       <w:r>
         <w:t xml:space="preserve"> </w:t>
@@ -2309,7 +2309,7 @@
         <w:t xml:space="preserve"> </w:t>
       </w:r>
       <w:r>
-        <w:t xml:space="preserve">array([0.85592373]).</w:t>
+        <w:t xml:space="preserve">array([2.11801212]).</w:t>
       </w:r>
     </w:p>
     <w:p>

--- a/dsandml/simplelinreg/index.docx
+++ b/dsandml/simplelinreg/index.docx
@@ -1507,7 +1507,7 @@
       <w:r>
         <w:drawing>
           <wp:inline>
-            <wp:extent cx="5334000" cy="3635504"/>
+            <wp:extent cx="5334000" cy="3700692"/>
             <wp:effectExtent b="0" l="0" r="0" t="0"/>
             <wp:docPr descr="" title="" id="22" name="Picture"/>
             <a:graphic>
@@ -1528,7 +1528,7 @@
                   <pic:spPr bwMode="auto">
                     <a:xfrm>
                       <a:off x="0" y="0"/>
-                      <a:ext cx="5334000" cy="3635504"/>
+                      <a:ext cx="5334000" cy="3700692"/>
                     </a:xfrm>
                     <a:prstGeom prst="rect">
                       <a:avLst/>
@@ -1654,7 +1654,7 @@
         <w:rPr>
           <w:rStyle w:val="VerbatimChar"/>
         </w:rPr>
-        <w:t xml:space="preserve">array([0.88321008, 0.06107755, 0.82006122, 0.79787685, 0.92589282,</w:t>
+        <w:t xml:space="preserve">array([0.96468899, 0.81665412, 0.57267713, 0.69622639, 0.45137697,</w:t>
       </w:r>
       <w:r>
         <w:br/>
@@ -1663,7 +1663,7 @@
         <w:rPr>
           <w:rStyle w:val="VerbatimChar"/>
         </w:rPr>
-        <w:t xml:space="preserve">       0.15946687, 0.08035647, 0.42530854, 0.72962326, 0.21869328,</w:t>
+        <w:t xml:space="preserve">       0.83980925, 0.43125553, 0.57151131, 0.97554134, 0.10126318,</w:t>
       </w:r>
       <w:r>
         <w:br/>
@@ -1672,7 +1672,7 @@
         <w:rPr>
           <w:rStyle w:val="VerbatimChar"/>
         </w:rPr>
-        <w:t xml:space="preserve">       0.37514304, 0.26483444, 0.12553502, 0.60717951, 0.82100426,</w:t>
+        <w:t xml:space="preserve">       0.92023674, 0.53372759, 0.91995635, 0.50229207, 0.14975346,</w:t>
       </w:r>
       <w:r>
         <w:br/>
@@ -1681,7 +1681,7 @@
         <w:rPr>
           <w:rStyle w:val="VerbatimChar"/>
         </w:rPr>
-        <w:t xml:space="preserve">       0.05080175, 0.26938536, 0.08872832, 0.84486286, 0.11599315,</w:t>
+        <w:t xml:space="preserve">       0.65348165, 0.30479422, 0.97385562, 0.28320312, 0.46369734,</w:t>
       </w:r>
       <w:r>
         <w:br/>
@@ -1690,7 +1690,7 @@
         <w:rPr>
           <w:rStyle w:val="VerbatimChar"/>
         </w:rPr>
-        <w:t xml:space="preserve">       0.48255658, 0.15963022, 0.02121745, 0.39526389, 0.25573259,</w:t>
+        <w:t xml:space="preserve">       0.26860445, 0.46543011, 0.19810006, 0.99869264, 0.38548134,</w:t>
       </w:r>
       <w:r>
         <w:br/>
@@ -1699,7 +1699,7 @@
         <w:rPr>
           <w:rStyle w:val="VerbatimChar"/>
         </w:rPr>
-        <w:t xml:space="preserve">       0.14582006, 0.74927534, 0.34641712, 0.66988063, 0.31575194,</w:t>
+        <w:t xml:space="preserve">       0.46745632, 0.8233137 , 0.18004369, 0.80668107, 0.61404045,</w:t>
       </w:r>
       <w:r>
         <w:br/>
@@ -1708,7 +1708,7 @@
         <w:rPr>
           <w:rStyle w:val="VerbatimChar"/>
         </w:rPr>
-        <w:t xml:space="preserve">       0.13828845, 0.51716809, 0.87795961, 0.96553361, 0.88291583,</w:t>
+        <w:t xml:space="preserve">       0.93418316, 0.7935369 , 0.95104097, 0.15014055, 0.65358379,</w:t>
       </w:r>
       <w:r>
         <w:br/>
@@ -1717,7 +1717,7 @@
         <w:rPr>
           <w:rStyle w:val="VerbatimChar"/>
         </w:rPr>
-        <w:t xml:space="preserve">       0.6987198 , 0.55411125, 0.61607807, 0.83056478, 0.83284381,</w:t>
+        <w:t xml:space="preserve">       0.39276573, 0.89601668, 0.71894175, 0.26591135, 0.7229958 ,</w:t>
       </w:r>
       <w:r>
         <w:br/>
@@ -1726,7 +1726,7 @@
         <w:rPr>
           <w:rStyle w:val="VerbatimChar"/>
         </w:rPr>
-        <w:t xml:space="preserve">       0.40542844, 0.42167336, 0.60416376, 0.44477845, 0.94430798,</w:t>
+        <w:t xml:space="preserve">       0.7713076 , 0.25388008, 0.64116722, 0.97433148, 0.49954934,</w:t>
       </w:r>
       <w:r>
         <w:br/>
@@ -1735,7 +1735,7 @@
         <w:rPr>
           <w:rStyle w:val="VerbatimChar"/>
         </w:rPr>
-        <w:t xml:space="preserve">       0.13503111, 0.96641442, 0.67862375, 0.01964883, 0.95103952,</w:t>
+        <w:t xml:space="preserve">       0.56253693, 0.82069687, 0.4606835 , 0.90330619, 0.22646864,</w:t>
       </w:r>
       <w:r>
         <w:br/>
@@ -1744,7 +1744,7 @@
         <w:rPr>
           <w:rStyle w:val="VerbatimChar"/>
         </w:rPr>
-        <w:t xml:space="preserve">       0.76289242, 0.12845696, 0.16686013, 0.10156083, 0.14855895,</w:t>
+        <w:t xml:space="preserve">       0.10489499, 0.84357635, 0.62587364, 0.979666  , 0.24444124,</w:t>
       </w:r>
       <w:r>
         <w:br/>
@@ -1753,7 +1753,7 @@
         <w:rPr>
           <w:rStyle w:val="VerbatimChar"/>
         </w:rPr>
-        <w:t xml:space="preserve">       0.29681677, 0.71238076, 0.12881606, 0.26085326, 0.94965697,</w:t>
+        <w:t xml:space="preserve">       0.46970727, 0.19907067, 0.64894021, 0.13088805, 0.99618285,</w:t>
       </w:r>
       <w:r>
         <w:br/>
@@ -1762,7 +1762,7 @@
         <w:rPr>
           <w:rStyle w:val="VerbatimChar"/>
         </w:rPr>
-        <w:t xml:space="preserve">       0.90571807, 0.86077066, 0.78740294, 0.69765031, 0.43876456,</w:t>
+        <w:t xml:space="preserve">       0.86588943, 0.45085799, 0.97662511, 0.68330284, 0.56329785,</w:t>
       </w:r>
       <w:r>
         <w:br/>
@@ -1771,7 +1771,7 @@
         <w:rPr>
           <w:rStyle w:val="VerbatimChar"/>
         </w:rPr>
-        <w:t xml:space="preserve">       0.96365536, 0.44529739, 0.31366051, 0.91376874, 0.35210281,</w:t>
+        <w:t xml:space="preserve">       0.16940117, 0.18402848, 0.66020343, 0.33069539, 0.15303189,</w:t>
       </w:r>
       <w:r>
         <w:br/>
@@ -1780,7 +1780,7 @@
         <w:rPr>
           <w:rStyle w:val="VerbatimChar"/>
         </w:rPr>
-        <w:t xml:space="preserve">       0.10706943, 0.66162587, 0.53567645, 0.05702491, 0.38031928,</w:t>
+        <w:t xml:space="preserve">       0.12235113, 0.80812444, 0.5408027 , 0.33195674, 0.13167755,</w:t>
       </w:r>
       <w:r>
         <w:br/>
@@ -1789,7 +1789,7 @@
         <w:rPr>
           <w:rStyle w:val="VerbatimChar"/>
         </w:rPr>
-        <w:t xml:space="preserve">       0.78250308, 0.68640297, 0.35349009, 0.19797232, 0.7540476 ,</w:t>
+        <w:t xml:space="preserve">       0.89634642, 0.03498845, 0.4639993 , 0.41274921, 0.08534886,</w:t>
       </w:r>
       <w:r>
         <w:br/>
@@ -1798,7 +1798,7 @@
         <w:rPr>
           <w:rStyle w:val="VerbatimChar"/>
         </w:rPr>
-        <w:t xml:space="preserve">       0.38862812, 0.70898383, 0.51214115, 0.3626166 , 0.34422024,</w:t>
+        <w:t xml:space="preserve">       0.76326534, 0.84132794, 0.43365993, 0.09286225, 0.24536367,</w:t>
       </w:r>
       <w:r>
         <w:br/>
@@ -1807,7 +1807,7 @@
         <w:rPr>
           <w:rStyle w:val="VerbatimChar"/>
         </w:rPr>
-        <w:t xml:space="preserve">       0.49990901, 0.47875756, 0.21916938, 0.58537919, 0.77902826,</w:t>
+        <w:t xml:space="preserve">       0.86851119, 0.43923468, 0.38167195, 0.18131278, 0.94519089,</w:t>
       </w:r>
       <w:r>
         <w:br/>
@@ -1816,7 +1816,7 @@
         <w:rPr>
           <w:rStyle w:val="VerbatimChar"/>
         </w:rPr>
-        <w:t xml:space="preserve">       0.07595644, 0.60638755, 0.69933081, 0.2180282 , 0.30554302,</w:t>
+        <w:t xml:space="preserve">       0.88947666, 0.65149281, 0.32278352, 0.41263705, 0.17865144,</w:t>
       </w:r>
       <w:r>
         <w:br/>
@@ -1825,7 +1825,7 @@
         <w:rPr>
           <w:rStyle w:val="VerbatimChar"/>
         </w:rPr>
-        <w:t xml:space="preserve">       0.31342223, 0.88570432, 0.79186526, 0.06773098, 0.14468664])</w:t>
+        <w:t xml:space="preserve">       0.53500732, 0.61172479, 0.9889033 , 0.55586806, 0.49318101])</w:t>
       </w:r>
     </w:p>
     <w:p>
@@ -1933,7 +1933,7 @@
         <w:rPr>
           <w:rStyle w:val="VerbatimChar"/>
         </w:rPr>
-        <w:t xml:space="preserve">array([[0.88321008],</w:t>
+        <w:t xml:space="preserve">array([[0.96468899],</w:t>
       </w:r>
       <w:r>
         <w:br/>
@@ -1942,7 +1942,7 @@
         <w:rPr>
           <w:rStyle w:val="VerbatimChar"/>
         </w:rPr>
-        <w:t xml:space="preserve">       [0.06107755],</w:t>
+        <w:t xml:space="preserve">       [0.81665412],</w:t>
       </w:r>
       <w:r>
         <w:br/>
@@ -1951,7 +1951,7 @@
         <w:rPr>
           <w:rStyle w:val="VerbatimChar"/>
         </w:rPr>
-        <w:t xml:space="preserve">       [0.82006122],</w:t>
+        <w:t xml:space="preserve">       [0.57267713],</w:t>
       </w:r>
       <w:r>
         <w:br/>
@@ -1960,7 +1960,7 @@
         <w:rPr>
           <w:rStyle w:val="VerbatimChar"/>
         </w:rPr>
-        <w:t xml:space="preserve">       [0.79787685],</w:t>
+        <w:t xml:space="preserve">       [0.69622639],</w:t>
       </w:r>
       <w:r>
         <w:br/>
@@ -1969,7 +1969,7 @@
         <w:rPr>
           <w:rStyle w:val="VerbatimChar"/>
         </w:rPr>
-        <w:t xml:space="preserve">       [0.92589282],</w:t>
+        <w:t xml:space="preserve">       [0.45137697],</w:t>
       </w:r>
       <w:r>
         <w:br/>
@@ -1978,7 +1978,7 @@
         <w:rPr>
           <w:rStyle w:val="VerbatimChar"/>
         </w:rPr>
-        <w:t xml:space="preserve">       [0.15946687],</w:t>
+        <w:t xml:space="preserve">       [0.83980925],</w:t>
       </w:r>
       <w:r>
         <w:br/>
@@ -1987,7 +1987,7 @@
         <w:rPr>
           <w:rStyle w:val="VerbatimChar"/>
         </w:rPr>
-        <w:t xml:space="preserve">       [0.08035647],</w:t>
+        <w:t xml:space="preserve">       [0.43125553],</w:t>
       </w:r>
       <w:r>
         <w:br/>
@@ -1996,7 +1996,7 @@
         <w:rPr>
           <w:rStyle w:val="VerbatimChar"/>
         </w:rPr>
-        <w:t xml:space="preserve">       [0.42530854],</w:t>
+        <w:t xml:space="preserve">       [0.57151131],</w:t>
       </w:r>
       <w:r>
         <w:br/>
@@ -2005,7 +2005,7 @@
         <w:rPr>
           <w:rStyle w:val="VerbatimChar"/>
         </w:rPr>
-        <w:t xml:space="preserve">       [0.72962326],</w:t>
+        <w:t xml:space="preserve">       [0.97554134],</w:t>
       </w:r>
       <w:r>
         <w:br/>
@@ -2014,7 +2014,7 @@
         <w:rPr>
           <w:rStyle w:val="VerbatimChar"/>
         </w:rPr>
-        <w:t xml:space="preserve">       [0.21869328]])</w:t>
+        <w:t xml:space="preserve">       [0.10126318]])</w:t>
       </w:r>
     </w:p>
     <w:p>
@@ -2077,7 +2077,7 @@
         <w:rPr>
           <w:rStyle w:val="VerbatimChar"/>
         </w:rPr>
-        <w:t xml:space="preserve">array([4.86386439, 6.98187652])</w:t>
+        <w:t xml:space="preserve">array([5.2699502 , 7.63410216])</w:t>
       </w:r>
     </w:p>
     <w:p>
@@ -2280,7 +2280,7 @@
         <w:t xml:space="preserve"> </w:t>
       </w:r>
       <w:r>
-        <w:t xml:space="preserve">0.6278 and slope</w:t>
+        <w:t xml:space="preserve">0.5416 and slope</w:t>
       </w:r>
       <w:r>
         <w:t xml:space="preserve"> </w:t>
@@ -2309,7 +2309,7 @@
         <w:t xml:space="preserve"> </w:t>
       </w:r>
       <w:r>
-        <w:t xml:space="preserve">array([2.11801212]).</w:t>
+        <w:t xml:space="preserve">array([2.36415196]).</w:t>
       </w:r>
     </w:p>
     <w:p>
@@ -2891,7 +2891,7 @@
       <w:r>
         <w:drawing>
           <wp:inline>
-            <wp:extent cx="5334000" cy="3645383"/>
+            <wp:extent cx="5334000" cy="3700692"/>
             <wp:effectExtent b="0" l="0" r="0" t="0"/>
             <wp:docPr descr="" title="" id="26" name="Picture"/>
             <a:graphic>
@@ -2912,7 +2912,7 @@
                   <pic:spPr bwMode="auto">
                     <a:xfrm>
                       <a:off x="0" y="0"/>
-                      <a:ext cx="5334000" cy="3645383"/>
+                      <a:ext cx="5334000" cy="3700692"/>
                     </a:xfrm>
                     <a:prstGeom prst="rect">
                       <a:avLst/>

--- a/dsandml/simplelinreg/index.docx
+++ b/dsandml/simplelinreg/index.docx
@@ -1507,7 +1507,7 @@
       <w:r>
         <w:drawing>
           <wp:inline>
-            <wp:extent cx="5334000" cy="3700692"/>
+            <wp:extent cx="5334000" cy="3645383"/>
             <wp:effectExtent b="0" l="0" r="0" t="0"/>
             <wp:docPr descr="" title="" id="22" name="Picture"/>
             <a:graphic>
@@ -1528,7 +1528,7 @@
                   <pic:spPr bwMode="auto">
                     <a:xfrm>
                       <a:off x="0" y="0"/>
-                      <a:ext cx="5334000" cy="3700692"/>
+                      <a:ext cx="5334000" cy="3645383"/>
                     </a:xfrm>
                     <a:prstGeom prst="rect">
                       <a:avLst/>
@@ -1654,7 +1654,7 @@
         <w:rPr>
           <w:rStyle w:val="VerbatimChar"/>
         </w:rPr>
-        <w:t xml:space="preserve">array([0.96468899, 0.81665412, 0.57267713, 0.69622639, 0.45137697,</w:t>
+        <w:t xml:space="preserve">array([3.75095466e-01, 1.84608019e-01, 3.90718128e-02, 5.35178537e-01,</w:t>
       </w:r>
       <w:r>
         <w:br/>
@@ -1663,7 +1663,7 @@
         <w:rPr>
           <w:rStyle w:val="VerbatimChar"/>
         </w:rPr>
-        <w:t xml:space="preserve">       0.83980925, 0.43125553, 0.57151131, 0.97554134, 0.10126318,</w:t>
+        <w:t xml:space="preserve">       5.03715392e-01, 6.57433750e-01, 2.16333439e-01, 3.17809152e-01,</w:t>
       </w:r>
       <w:r>
         <w:br/>
@@ -1672,7 +1672,7 @@
         <w:rPr>
           <w:rStyle w:val="VerbatimChar"/>
         </w:rPr>
-        <w:t xml:space="preserve">       0.92023674, 0.53372759, 0.91995635, 0.50229207, 0.14975346,</w:t>
+        <w:t xml:space="preserve">       6.65572586e-01, 3.57700450e-01, 4.87228826e-01, 7.12009452e-03,</w:t>
       </w:r>
       <w:r>
         <w:br/>
@@ -1681,7 +1681,7 @@
         <w:rPr>
           <w:rStyle w:val="VerbatimChar"/>
         </w:rPr>
-        <w:t xml:space="preserve">       0.65348165, 0.30479422, 0.97385562, 0.28320312, 0.46369734,</w:t>
+        <w:t xml:space="preserve">       8.62021135e-01, 3.53855156e-01, 2.91123610e-01, 1.05241690e-01,</w:t>
       </w:r>
       <w:r>
         <w:br/>
@@ -1690,7 +1690,7 @@
         <w:rPr>
           <w:rStyle w:val="VerbatimChar"/>
         </w:rPr>
-        <w:t xml:space="preserve">       0.26860445, 0.46543011, 0.19810006, 0.99869264, 0.38548134,</w:t>
+        <w:t xml:space="preserve">       6.63523643e-04, 7.33400070e-02, 3.59648900e-02, 9.87218915e-01,</w:t>
       </w:r>
       <w:r>
         <w:br/>
@@ -1699,7 +1699,7 @@
         <w:rPr>
           <w:rStyle w:val="VerbatimChar"/>
         </w:rPr>
-        <w:t xml:space="preserve">       0.46745632, 0.8233137 , 0.18004369, 0.80668107, 0.61404045,</w:t>
+        <w:t xml:space="preserve">       8.49881095e-01, 6.84019572e-01, 4.43273472e-01, 8.47244652e-02,</w:t>
       </w:r>
       <w:r>
         <w:br/>
@@ -1708,7 +1708,7 @@
         <w:rPr>
           <w:rStyle w:val="VerbatimChar"/>
         </w:rPr>
-        <w:t xml:space="preserve">       0.93418316, 0.7935369 , 0.95104097, 0.15014055, 0.65358379,</w:t>
+        <w:t xml:space="preserve">       9.76611318e-01, 3.79763042e-01, 1.03659793e-01, 9.90825923e-01,</w:t>
       </w:r>
       <w:r>
         <w:br/>
@@ -1717,7 +1717,7 @@
         <w:rPr>
           <w:rStyle w:val="VerbatimChar"/>
         </w:rPr>
-        <w:t xml:space="preserve">       0.39276573, 0.89601668, 0.71894175, 0.26591135, 0.7229958 ,</w:t>
+        <w:t xml:space="preserve">       6.31781834e-01, 3.63352179e-01, 7.85483386e-01, 6.84142504e-01,</w:t>
       </w:r>
       <w:r>
         <w:br/>
@@ -1726,7 +1726,7 @@
         <w:rPr>
           <w:rStyle w:val="VerbatimChar"/>
         </w:rPr>
-        <w:t xml:space="preserve">       0.7713076 , 0.25388008, 0.64116722, 0.97433148, 0.49954934,</w:t>
+        <w:t xml:space="preserve">       9.46471578e-01, 9.92392176e-01, 8.49185591e-01, 8.85289645e-01,</w:t>
       </w:r>
       <w:r>
         <w:br/>
@@ -1735,7 +1735,7 @@
         <w:rPr>
           <w:rStyle w:val="VerbatimChar"/>
         </w:rPr>
-        <w:t xml:space="preserve">       0.56253693, 0.82069687, 0.4606835 , 0.90330619, 0.22646864,</w:t>
+        <w:t xml:space="preserve">       9.21886567e-01, 5.82004043e-02, 9.96398815e-01, 2.51450886e-01,</w:t>
       </w:r>
       <w:r>
         <w:br/>
@@ -1744,7 +1744,7 @@
         <w:rPr>
           <w:rStyle w:val="VerbatimChar"/>
         </w:rPr>
-        <w:t xml:space="preserve">       0.10489499, 0.84357635, 0.62587364, 0.979666  , 0.24444124,</w:t>
+        <w:t xml:space="preserve">       2.11299682e-01, 5.37057748e-02, 9.22086754e-02, 4.68467318e-01,</w:t>
       </w:r>
       <w:r>
         <w:br/>
@@ -1753,7 +1753,7 @@
         <w:rPr>
           <w:rStyle w:val="VerbatimChar"/>
         </w:rPr>
-        <w:t xml:space="preserve">       0.46970727, 0.19907067, 0.64894021, 0.13088805, 0.99618285,</w:t>
+        <w:t xml:space="preserve">       8.10262755e-01, 3.04807524e-03, 4.44985196e-01, 5.62966499e-01,</w:t>
       </w:r>
       <w:r>
         <w:br/>
@@ -1762,7 +1762,7 @@
         <w:rPr>
           <w:rStyle w:val="VerbatimChar"/>
         </w:rPr>
-        <w:t xml:space="preserve">       0.86588943, 0.45085799, 0.97662511, 0.68330284, 0.56329785,</w:t>
+        <w:t xml:space="preserve">       9.37760722e-01, 3.36163791e-01, 2.13862661e-01, 5.14943942e-01,</w:t>
       </w:r>
       <w:r>
         <w:br/>
@@ -1771,7 +1771,7 @@
         <w:rPr>
           <w:rStyle w:val="VerbatimChar"/>
         </w:rPr>
-        <w:t xml:space="preserve">       0.16940117, 0.18402848, 0.66020343, 0.33069539, 0.15303189,</w:t>
+        <w:t xml:space="preserve">       8.00492965e-01, 7.44640335e-02, 1.15871255e-01, 1.45852471e-01,</w:t>
       </w:r>
       <w:r>
         <w:br/>
@@ -1780,7 +1780,7 @@
         <w:rPr>
           <w:rStyle w:val="VerbatimChar"/>
         </w:rPr>
-        <w:t xml:space="preserve">       0.12235113, 0.80812444, 0.5408027 , 0.33195674, 0.13167755,</w:t>
+        <w:t xml:space="preserve">       7.02769908e-02, 1.53779775e-01, 4.91037409e-01, 1.96338127e-01,</w:t>
       </w:r>
       <w:r>
         <w:br/>
@@ -1789,7 +1789,7 @@
         <w:rPr>
           <w:rStyle w:val="VerbatimChar"/>
         </w:rPr>
-        <w:t xml:space="preserve">       0.89634642, 0.03498845, 0.4639993 , 0.41274921, 0.08534886,</w:t>
+        <w:t xml:space="preserve">       4.98334474e-01, 8.35537864e-01, 2.98894591e-01, 4.16373420e-01,</w:t>
       </w:r>
       <w:r>
         <w:br/>
@@ -1798,7 +1798,7 @@
         <w:rPr>
           <w:rStyle w:val="VerbatimChar"/>
         </w:rPr>
-        <w:t xml:space="preserve">       0.76326534, 0.84132794, 0.43365993, 0.09286225, 0.24536367,</w:t>
+        <w:t xml:space="preserve">       9.04837175e-02, 4.11523827e-01, 8.19244170e-01, 4.56169891e-01,</w:t>
       </w:r>
       <w:r>
         <w:br/>
@@ -1807,7 +1807,7 @@
         <w:rPr>
           <w:rStyle w:val="VerbatimChar"/>
         </w:rPr>
-        <w:t xml:space="preserve">       0.86851119, 0.43923468, 0.38167195, 0.18131278, 0.94519089,</w:t>
+        <w:t xml:space="preserve">       4.96212498e-01, 9.86670823e-01, 7.62680451e-01, 9.10002424e-01,</w:t>
       </w:r>
       <w:r>
         <w:br/>
@@ -1816,7 +1816,7 @@
         <w:rPr>
           <w:rStyle w:val="VerbatimChar"/>
         </w:rPr>
-        <w:t xml:space="preserve">       0.88947666, 0.65149281, 0.32278352, 0.41263705, 0.17865144,</w:t>
+        <w:t xml:space="preserve">       3.65406170e-01, 6.33037452e-02, 6.65065373e-01, 2.39157792e-01,</w:t>
       </w:r>
       <w:r>
         <w:br/>
@@ -1825,7 +1825,52 @@
         <w:rPr>
           <w:rStyle w:val="VerbatimChar"/>
         </w:rPr>
-        <w:t xml:space="preserve">       0.53500732, 0.61172479, 0.9889033 , 0.55586806, 0.49318101])</w:t>
+        <w:t xml:space="preserve">       9.58178775e-01, 5.33663713e-01, 2.60610753e-01, 9.97742435e-01,</w:t>
+      </w:r>
+      <w:r>
+        <w:br/>
+      </w:r>
+      <w:r>
+        <w:rPr>
+          <w:rStyle w:val="VerbatimChar"/>
+        </w:rPr>
+        <w:t xml:space="preserve">       3.01465212e-01, 5.15466907e-01, 2.69416938e-01, 2.12081743e-01,</w:t>
+      </w:r>
+      <w:r>
+        <w:br/>
+      </w:r>
+      <w:r>
+        <w:rPr>
+          <w:rStyle w:val="VerbatimChar"/>
+        </w:rPr>
+        <w:t xml:space="preserve">       1.85022812e-01, 6.17455468e-01, 8.37053590e-01, 7.35353756e-01,</w:t>
+      </w:r>
+      <w:r>
+        <w:br/>
+      </w:r>
+      <w:r>
+        <w:rPr>
+          <w:rStyle w:val="VerbatimChar"/>
+        </w:rPr>
+        <w:t xml:space="preserve">       4.30936799e-01, 1.17992584e-01, 2.92505362e-01, 8.05971709e-01,</w:t>
+      </w:r>
+      <w:r>
+        <w:br/>
+      </w:r>
+      <w:r>
+        <w:rPr>
+          <w:rStyle w:val="VerbatimChar"/>
+        </w:rPr>
+        <w:t xml:space="preserve">       2.83901704e-01, 1.64056720e-01, 6.33031172e-01, 5.48855848e-01,</w:t>
+      </w:r>
+      <w:r>
+        <w:br/>
+      </w:r>
+      <w:r>
+        <w:rPr>
+          <w:rStyle w:val="VerbatimChar"/>
+        </w:rPr>
+        <w:t xml:space="preserve">       5.02969471e-01, 1.40071651e-01, 9.99978665e-01, 7.17903655e-01])</w:t>
       </w:r>
     </w:p>
     <w:p>
@@ -1933,7 +1978,7 @@
         <w:rPr>
           <w:rStyle w:val="VerbatimChar"/>
         </w:rPr>
-        <w:t xml:space="preserve">array([[0.96468899],</w:t>
+        <w:t xml:space="preserve">array([[0.37509547],</w:t>
       </w:r>
       <w:r>
         <w:br/>
@@ -1942,7 +1987,7 @@
         <w:rPr>
           <w:rStyle w:val="VerbatimChar"/>
         </w:rPr>
-        <w:t xml:space="preserve">       [0.81665412],</w:t>
+        <w:t xml:space="preserve">       [0.18460802],</w:t>
       </w:r>
       <w:r>
         <w:br/>
@@ -1951,7 +1996,7 @@
         <w:rPr>
           <w:rStyle w:val="VerbatimChar"/>
         </w:rPr>
-        <w:t xml:space="preserve">       [0.57267713],</w:t>
+        <w:t xml:space="preserve">       [0.03907181],</w:t>
       </w:r>
       <w:r>
         <w:br/>
@@ -1960,7 +2005,7 @@
         <w:rPr>
           <w:rStyle w:val="VerbatimChar"/>
         </w:rPr>
-        <w:t xml:space="preserve">       [0.69622639],</w:t>
+        <w:t xml:space="preserve">       [0.53517854],</w:t>
       </w:r>
       <w:r>
         <w:br/>
@@ -1969,7 +2014,7 @@
         <w:rPr>
           <w:rStyle w:val="VerbatimChar"/>
         </w:rPr>
-        <w:t xml:space="preserve">       [0.45137697],</w:t>
+        <w:t xml:space="preserve">       [0.50371539],</w:t>
       </w:r>
       <w:r>
         <w:br/>
@@ -1978,7 +2023,7 @@
         <w:rPr>
           <w:rStyle w:val="VerbatimChar"/>
         </w:rPr>
-        <w:t xml:space="preserve">       [0.83980925],</w:t>
+        <w:t xml:space="preserve">       [0.65743375],</w:t>
       </w:r>
       <w:r>
         <w:br/>
@@ -1987,7 +2032,7 @@
         <w:rPr>
           <w:rStyle w:val="VerbatimChar"/>
         </w:rPr>
-        <w:t xml:space="preserve">       [0.43125553],</w:t>
+        <w:t xml:space="preserve">       [0.21633344],</w:t>
       </w:r>
       <w:r>
         <w:br/>
@@ -1996,7 +2041,7 @@
         <w:rPr>
           <w:rStyle w:val="VerbatimChar"/>
         </w:rPr>
-        <w:t xml:space="preserve">       [0.57151131],</w:t>
+        <w:t xml:space="preserve">       [0.31780915],</w:t>
       </w:r>
       <w:r>
         <w:br/>
@@ -2005,7 +2050,7 @@
         <w:rPr>
           <w:rStyle w:val="VerbatimChar"/>
         </w:rPr>
-        <w:t xml:space="preserve">       [0.97554134],</w:t>
+        <w:t xml:space="preserve">       [0.66557259],</w:t>
       </w:r>
       <w:r>
         <w:br/>
@@ -2014,7 +2059,7 @@
         <w:rPr>
           <w:rStyle w:val="VerbatimChar"/>
         </w:rPr>
-        <w:t xml:space="preserve">       [0.10126318]])</w:t>
+        <w:t xml:space="preserve">       [0.35770045]])</w:t>
       </w:r>
     </w:p>
     <w:p>
@@ -2077,7 +2122,7 @@
         <w:rPr>
           <w:rStyle w:val="VerbatimChar"/>
         </w:rPr>
-        <w:t xml:space="preserve">array([5.2699502 , 7.63410216])</w:t>
+        <w:t xml:space="preserve">array([4.68314917, 6.91050271])</w:t>
       </w:r>
     </w:p>
     <w:p>
@@ -2280,7 +2325,7 @@
         <w:t xml:space="preserve"> </w:t>
       </w:r>
       <w:r>
-        <w:t xml:space="preserve">0.5416 and slope</w:t>
+        <w:t xml:space="preserve">0.2284 and slope</w:t>
       </w:r>
       <w:r>
         <w:t xml:space="preserve"> </w:t>
@@ -2309,7 +2354,7 @@
         <w:t xml:space="preserve"> </w:t>
       </w:r>
       <w:r>
-        <w:t xml:space="preserve">array([2.36415196]).</w:t>
+        <w:t xml:space="preserve">array([2.22735354]).</w:t>
       </w:r>
     </w:p>
     <w:p>
@@ -2891,7 +2936,7 @@
       <w:r>
         <w:drawing>
           <wp:inline>
-            <wp:extent cx="5334000" cy="3700692"/>
+            <wp:extent cx="5334000" cy="3645383"/>
             <wp:effectExtent b="0" l="0" r="0" t="0"/>
             <wp:docPr descr="" title="" id="26" name="Picture"/>
             <a:graphic>
@@ -2912,7 +2957,7 @@
                   <pic:spPr bwMode="auto">
                     <a:xfrm>
                       <a:off x="0" y="0"/>
-                      <a:ext cx="5334000" cy="3700692"/>
+                      <a:ext cx="5334000" cy="3645383"/>
                     </a:xfrm>
                     <a:prstGeom prst="rect">
                       <a:avLst/>

--- a/dsandml/simplelinreg/index.docx
+++ b/dsandml/simplelinreg/index.docx
@@ -1507,7 +1507,7 @@
       <w:r>
         <w:drawing>
           <wp:inline>
-            <wp:extent cx="5334000" cy="3645383"/>
+            <wp:extent cx="5334000" cy="3681619"/>
             <wp:effectExtent b="0" l="0" r="0" t="0"/>
             <wp:docPr descr="" title="" id="22" name="Picture"/>
             <a:graphic>
@@ -1528,7 +1528,7 @@
                   <pic:spPr bwMode="auto">
                     <a:xfrm>
                       <a:off x="0" y="0"/>
-                      <a:ext cx="5334000" cy="3645383"/>
+                      <a:ext cx="5334000" cy="3681619"/>
                     </a:xfrm>
                     <a:prstGeom prst="rect">
                       <a:avLst/>
@@ -1654,7 +1654,7 @@
         <w:rPr>
           <w:rStyle w:val="VerbatimChar"/>
         </w:rPr>
-        <w:t xml:space="preserve">array([3.75095466e-01, 1.84608019e-01, 3.90718128e-02, 5.35178537e-01,</w:t>
+        <w:t xml:space="preserve">array([0.12608274, 0.63126549, 0.72568537, 0.5453287 , 0.81131368,</w:t>
       </w:r>
       <w:r>
         <w:br/>
@@ -1663,7 +1663,7 @@
         <w:rPr>
           <w:rStyle w:val="VerbatimChar"/>
         </w:rPr>
-        <w:t xml:space="preserve">       5.03715392e-01, 6.57433750e-01, 2.16333439e-01, 3.17809152e-01,</w:t>
+        <w:t xml:space="preserve">       0.22907587, 0.00964531, 0.83550043, 0.75602708, 0.1080672 ,</w:t>
       </w:r>
       <w:r>
         <w:br/>
@@ -1672,7 +1672,7 @@
         <w:rPr>
           <w:rStyle w:val="VerbatimChar"/>
         </w:rPr>
-        <w:t xml:space="preserve">       6.65572586e-01, 3.57700450e-01, 4.87228826e-01, 7.12009452e-03,</w:t>
+        <w:t xml:space="preserve">       0.87663881, 0.21624384, 0.68724269, 0.60792382, 0.96814624,</w:t>
       </w:r>
       <w:r>
         <w:br/>
@@ -1681,7 +1681,7 @@
         <w:rPr>
           <w:rStyle w:val="VerbatimChar"/>
         </w:rPr>
-        <w:t xml:space="preserve">       8.62021135e-01, 3.53855156e-01, 2.91123610e-01, 1.05241690e-01,</w:t>
+        <w:t xml:space="preserve">       0.79502368, 0.49496915, 0.00258835, 0.9032657 , 0.3739266 ,</w:t>
       </w:r>
       <w:r>
         <w:br/>
@@ -1690,7 +1690,7 @@
         <w:rPr>
           <w:rStyle w:val="VerbatimChar"/>
         </w:rPr>
-        <w:t xml:space="preserve">       6.63523643e-04, 7.33400070e-02, 3.59648900e-02, 9.87218915e-01,</w:t>
+        <w:t xml:space="preserve">       0.17263763, 0.34779835, 0.05790872, 0.90378432, 0.39750649,</w:t>
       </w:r>
       <w:r>
         <w:br/>
@@ -1699,7 +1699,7 @@
         <w:rPr>
           <w:rStyle w:val="VerbatimChar"/>
         </w:rPr>
-        <w:t xml:space="preserve">       8.49881095e-01, 6.84019572e-01, 4.43273472e-01, 8.47244652e-02,</w:t>
+        <w:t xml:space="preserve">       0.4543015 , 0.56539344, 0.05802168, 0.60547747, 0.04480357,</w:t>
       </w:r>
       <w:r>
         <w:br/>
@@ -1708,7 +1708,7 @@
         <w:rPr>
           <w:rStyle w:val="VerbatimChar"/>
         </w:rPr>
-        <w:t xml:space="preserve">       9.76611318e-01, 3.79763042e-01, 1.03659793e-01, 9.90825923e-01,</w:t>
+        <w:t xml:space="preserve">       0.1546651 , 0.9957566 , 0.13514598, 0.05498841, 0.96146395,</w:t>
       </w:r>
       <w:r>
         <w:br/>
@@ -1717,7 +1717,7 @@
         <w:rPr>
           <w:rStyle w:val="VerbatimChar"/>
         </w:rPr>
-        <w:t xml:space="preserve">       6.31781834e-01, 3.63352179e-01, 7.85483386e-01, 6.84142504e-01,</w:t>
+        <w:t xml:space="preserve">       0.69860642, 0.24459534, 0.84510181, 0.79897042, 0.48850835,</w:t>
       </w:r>
       <w:r>
         <w:br/>
@@ -1726,7 +1726,7 @@
         <w:rPr>
           <w:rStyle w:val="VerbatimChar"/>
         </w:rPr>
-        <w:t xml:space="preserve">       9.46471578e-01, 9.92392176e-01, 8.49185591e-01, 8.85289645e-01,</w:t>
+        <w:t xml:space="preserve">       0.46086279, 0.18105324, 0.8171895 , 0.05850967, 0.09317359,</w:t>
       </w:r>
       <w:r>
         <w:br/>
@@ -1735,7 +1735,7 @@
         <w:rPr>
           <w:rStyle w:val="VerbatimChar"/>
         </w:rPr>
-        <w:t xml:space="preserve">       9.21886567e-01, 5.82004043e-02, 9.96398815e-01, 2.51450886e-01,</w:t>
+        <w:t xml:space="preserve">       0.61803666, 0.9164229 , 0.49627639, 0.77284764, 0.77400361,</w:t>
       </w:r>
       <w:r>
         <w:br/>
@@ -1744,7 +1744,7 @@
         <w:rPr>
           <w:rStyle w:val="VerbatimChar"/>
         </w:rPr>
-        <w:t xml:space="preserve">       2.11299682e-01, 5.37057748e-02, 9.22086754e-02, 4.68467318e-01,</w:t>
+        <w:t xml:space="preserve">       0.82797607, 0.16250143, 0.9781475 , 0.91833208, 0.27268924,</w:t>
       </w:r>
       <w:r>
         <w:br/>
@@ -1753,7 +1753,7 @@
         <w:rPr>
           <w:rStyle w:val="VerbatimChar"/>
         </w:rPr>
-        <w:t xml:space="preserve">       8.10262755e-01, 3.04807524e-03, 4.44985196e-01, 5.62966499e-01,</w:t>
+        <w:t xml:space="preserve">       0.59654717, 0.37920257, 0.60558503, 0.61160901, 0.23747988,</w:t>
       </w:r>
       <w:r>
         <w:br/>
@@ -1762,7 +1762,7 @@
         <w:rPr>
           <w:rStyle w:val="VerbatimChar"/>
         </w:rPr>
-        <w:t xml:space="preserve">       9.37760722e-01, 3.36163791e-01, 2.13862661e-01, 5.14943942e-01,</w:t>
+        <w:t xml:space="preserve">       0.07867875, 0.74050725, 0.67754498, 0.82422531, 0.88096961,</w:t>
       </w:r>
       <w:r>
         <w:br/>
@@ -1771,7 +1771,7 @@
         <w:rPr>
           <w:rStyle w:val="VerbatimChar"/>
         </w:rPr>
-        <w:t xml:space="preserve">       8.00492965e-01, 7.44640335e-02, 1.15871255e-01, 1.45852471e-01,</w:t>
+        <w:t xml:space="preserve">       0.68342046, 0.3159905 , 0.17663046, 0.13383827, 0.49155971,</w:t>
       </w:r>
       <w:r>
         <w:br/>
@@ -1780,7 +1780,7 @@
         <w:rPr>
           <w:rStyle w:val="VerbatimChar"/>
         </w:rPr>
-        <w:t xml:space="preserve">       7.02769908e-02, 1.53779775e-01, 4.91037409e-01, 1.96338127e-01,</w:t>
+        <w:t xml:space="preserve">       0.6889271 , 0.02944322, 0.27238739, 0.81262389, 0.74735111,</w:t>
       </w:r>
       <w:r>
         <w:br/>
@@ -1789,7 +1789,7 @@
         <w:rPr>
           <w:rStyle w:val="VerbatimChar"/>
         </w:rPr>
-        <w:t xml:space="preserve">       4.98334474e-01, 8.35537864e-01, 2.98894591e-01, 4.16373420e-01,</w:t>
+        <w:t xml:space="preserve">       0.7974441 , 0.69306954, 0.2990357 , 0.44233086, 0.55486977,</w:t>
       </w:r>
       <w:r>
         <w:br/>
@@ -1798,7 +1798,7 @@
         <w:rPr>
           <w:rStyle w:val="VerbatimChar"/>
         </w:rPr>
-        <w:t xml:space="preserve">       9.04837175e-02, 4.11523827e-01, 8.19244170e-01, 4.56169891e-01,</w:t>
+        <w:t xml:space="preserve">       0.72361004, 0.96917348, 0.32075904, 0.03599851, 0.21120612,</w:t>
       </w:r>
       <w:r>
         <w:br/>
@@ -1807,7 +1807,7 @@
         <w:rPr>
           <w:rStyle w:val="VerbatimChar"/>
         </w:rPr>
-        <w:t xml:space="preserve">       4.96212498e-01, 9.86670823e-01, 7.62680451e-01, 9.10002424e-01,</w:t>
+        <w:t xml:space="preserve">       0.13110524, 0.97355253, 0.13463141, 0.73092038, 0.28104945,</w:t>
       </w:r>
       <w:r>
         <w:br/>
@@ -1816,7 +1816,7 @@
         <w:rPr>
           <w:rStyle w:val="VerbatimChar"/>
         </w:rPr>
-        <w:t xml:space="preserve">       3.65406170e-01, 6.33037452e-02, 6.65065373e-01, 2.39157792e-01,</w:t>
+        <w:t xml:space="preserve">       0.26185436, 0.05836807, 0.67749472, 0.25587747, 0.71380245,</w:t>
       </w:r>
       <w:r>
         <w:br/>
@@ -1825,25 +1825,115 @@
         <w:rPr>
           <w:rStyle w:val="VerbatimChar"/>
         </w:rPr>
-        <w:t xml:space="preserve">       9.58178775e-01, 5.33663713e-01, 2.60610753e-01, 9.97742435e-01,</w:t>
-      </w:r>
-      <w:r>
-        <w:br/>
+        <w:t xml:space="preserve">       0.53277085, 0.39205918, 0.13841622, 0.89279796, 0.14709307])</w:t>
+      </w:r>
+    </w:p>
+    <w:p>
+      <w:pPr>
+        <w:pStyle w:val="FirstParagraph"/>
+      </w:pPr>
+      <w:r>
+        <w:t xml:space="preserve">It is a one-dimensional array/vector but the</w:t>
+      </w:r>
+      <w:r>
+        <w:t xml:space="preserve"> </w:t>
       </w:r>
       <w:r>
         <w:rPr>
           <w:rStyle w:val="VerbatimChar"/>
         </w:rPr>
-        <w:t xml:space="preserve">       3.01465212e-01, 5.15466907e-01, 2.69416938e-01, 2.12081743e-01,</w:t>
-      </w:r>
-      <w:r>
-        <w:br/>
-      </w:r>
+        <w:t xml:space="preserve">slr</w:t>
+      </w:r>
+      <w:r>
+        <w:t xml:space="preserve"> </w:t>
+      </w:r>
+      <w:r>
+        <w:t xml:space="preserve">object accepts input variable as matrix or two-dimensional format.</w:t>
+      </w:r>
+    </w:p>
+    <w:p>
+      <w:pPr>
+        <w:pStyle w:val="SourceCode"/>
+      </w:pPr>
+      <w:r>
+        <w:rPr>
+          <w:rStyle w:val="NormalTok"/>
+        </w:rPr>
+        <w:t xml:space="preserve">X</w:t>
+      </w:r>
+      <w:r>
+        <w:rPr>
+          <w:rStyle w:val="OperatorTok"/>
+        </w:rPr>
+        <w:t xml:space="preserve">=</w:t>
+      </w:r>
+      <w:r>
+        <w:rPr>
+          <w:rStyle w:val="NormalTok"/>
+        </w:rPr>
+        <w:t xml:space="preserve">X.reshape(</w:t>
+      </w:r>
+      <w:r>
+        <w:rPr>
+          <w:rStyle w:val="OperatorTok"/>
+        </w:rPr>
+        <w:t xml:space="preserve">-</w:t>
+      </w:r>
+      <w:r>
+        <w:rPr>
+          <w:rStyle w:val="DecValTok"/>
+        </w:rPr>
+        <w:t xml:space="preserve">1</w:t>
+      </w:r>
+      <w:r>
+        <w:rPr>
+          <w:rStyle w:val="NormalTok"/>
+        </w:rPr>
+        <w:t xml:space="preserve">,</w:t>
+      </w:r>
+      <w:r>
+        <w:rPr>
+          <w:rStyle w:val="DecValTok"/>
+        </w:rPr>
+        <w:t xml:space="preserve">1</w:t>
+      </w:r>
+      <w:r>
+        <w:rPr>
+          <w:rStyle w:val="NormalTok"/>
+        </w:rPr>
+        <w:t xml:space="preserve">)</w:t>
+      </w:r>
+      <w:r>
+        <w:br/>
+      </w:r>
+      <w:r>
+        <w:rPr>
+          <w:rStyle w:val="NormalTok"/>
+        </w:rPr>
+        <w:t xml:space="preserve">X[:</w:t>
+      </w:r>
+      <w:r>
+        <w:rPr>
+          <w:rStyle w:val="DecValTok"/>
+        </w:rPr>
+        <w:t xml:space="preserve">10</w:t>
+      </w:r>
+      <w:r>
+        <w:rPr>
+          <w:rStyle w:val="NormalTok"/>
+        </w:rPr>
+        <w:t xml:space="preserve">]</w:t>
+      </w:r>
+    </w:p>
+    <w:p>
+      <w:pPr>
+        <w:pStyle w:val="SourceCode"/>
+      </w:pPr>
       <w:r>
         <w:rPr>
           <w:rStyle w:val="VerbatimChar"/>
         </w:rPr>
-        <w:t xml:space="preserve">       1.85022812e-01, 6.17455468e-01, 8.37053590e-01, 7.35353756e-01,</w:t>
+        <w:t xml:space="preserve">array([[0.12608274],</w:t>
       </w:r>
       <w:r>
         <w:br/>
@@ -1852,7 +1942,7 @@
         <w:rPr>
           <w:rStyle w:val="VerbatimChar"/>
         </w:rPr>
-        <w:t xml:space="preserve">       4.30936799e-01, 1.17992584e-01, 2.92505362e-01, 8.05971709e-01,</w:t>
+        <w:t xml:space="preserve">       [0.63126549],</w:t>
       </w:r>
       <w:r>
         <w:br/>
@@ -1861,7 +1951,7 @@
         <w:rPr>
           <w:rStyle w:val="VerbatimChar"/>
         </w:rPr>
-        <w:t xml:space="preserve">       2.83901704e-01, 1.64056720e-01, 6.33031172e-01, 5.48855848e-01,</w:t>
+        <w:t xml:space="preserve">       [0.72568537],</w:t>
       </w:r>
       <w:r>
         <w:br/>
@@ -1870,7 +1960,61 @@
         <w:rPr>
           <w:rStyle w:val="VerbatimChar"/>
         </w:rPr>
-        <w:t xml:space="preserve">       5.02969471e-01, 1.40071651e-01, 9.99978665e-01, 7.17903655e-01])</w:t>
+        <w:t xml:space="preserve">       [0.5453287 ],</w:t>
+      </w:r>
+      <w:r>
+        <w:br/>
+      </w:r>
+      <w:r>
+        <w:rPr>
+          <w:rStyle w:val="VerbatimChar"/>
+        </w:rPr>
+        <w:t xml:space="preserve">       [0.81131368],</w:t>
+      </w:r>
+      <w:r>
+        <w:br/>
+      </w:r>
+      <w:r>
+        <w:rPr>
+          <w:rStyle w:val="VerbatimChar"/>
+        </w:rPr>
+        <w:t xml:space="preserve">       [0.22907587],</w:t>
+      </w:r>
+      <w:r>
+        <w:br/>
+      </w:r>
+      <w:r>
+        <w:rPr>
+          <w:rStyle w:val="VerbatimChar"/>
+        </w:rPr>
+        <w:t xml:space="preserve">       [0.00964531],</w:t>
+      </w:r>
+      <w:r>
+        <w:br/>
+      </w:r>
+      <w:r>
+        <w:rPr>
+          <w:rStyle w:val="VerbatimChar"/>
+        </w:rPr>
+        <w:t xml:space="preserve">       [0.83550043],</w:t>
+      </w:r>
+      <w:r>
+        <w:br/>
+      </w:r>
+      <w:r>
+        <w:rPr>
+          <w:rStyle w:val="VerbatimChar"/>
+        </w:rPr>
+        <w:t xml:space="preserve">       [0.75602708],</w:t>
+      </w:r>
+      <w:r>
+        <w:br/>
+      </w:r>
+      <w:r>
+        <w:rPr>
+          <w:rStyle w:val="VerbatimChar"/>
+        </w:rPr>
+        <w:t xml:space="preserve">       [0.1080672 ]])</w:t>
       </w:r>
     </w:p>
     <w:p>
@@ -1878,251 +2022,62 @@
         <w:pStyle w:val="FirstParagraph"/>
       </w:pPr>
       <w:r>
-        <w:t xml:space="preserve">It is a one-dimensional array/vector but the</w:t>
-      </w:r>
-      <w:r>
-        <w:t xml:space="preserve"> </w:t>
-      </w:r>
+        <w:t xml:space="preserve">Now we fit the data to our model</w:t>
+      </w:r>
+    </w:p>
+    <w:p>
+      <w:pPr>
+        <w:pStyle w:val="SourceCode"/>
+      </w:pPr>
+      <w:r>
+        <w:rPr>
+          <w:rStyle w:val="NormalTok"/>
+        </w:rPr>
+        <w:t xml:space="preserve">slr.fit(X,y)</w:t>
+      </w:r>
+      <w:r>
+        <w:br/>
+      </w:r>
+      <w:r>
+        <w:rPr>
+          <w:rStyle w:val="NormalTok"/>
+        </w:rPr>
+        <w:t xml:space="preserve">slr.predict([[</w:t>
+      </w:r>
+      <w:r>
+        <w:rPr>
+          <w:rStyle w:val="DecValTok"/>
+        </w:rPr>
+        <w:t xml:space="preserve">2</w:t>
+      </w:r>
+      <w:r>
+        <w:rPr>
+          <w:rStyle w:val="NormalTok"/>
+        </w:rPr>
+        <w:t xml:space="preserve">],[</w:t>
+      </w:r>
+      <w:r>
+        <w:rPr>
+          <w:rStyle w:val="DecValTok"/>
+        </w:rPr>
+        <w:t xml:space="preserve">3</w:t>
+      </w:r>
+      <w:r>
+        <w:rPr>
+          <w:rStyle w:val="NormalTok"/>
+        </w:rPr>
+        <w:t xml:space="preserve">]])</w:t>
+      </w:r>
+    </w:p>
+    <w:p>
+      <w:pPr>
+        <w:pStyle w:val="SourceCode"/>
+      </w:pPr>
       <w:r>
         <w:rPr>
           <w:rStyle w:val="VerbatimChar"/>
         </w:rPr>
-        <w:t xml:space="preserve">slr</w:t>
-      </w:r>
-      <w:r>
-        <w:t xml:space="preserve"> </w:t>
-      </w:r>
-      <w:r>
-        <w:t xml:space="preserve">object accepts input variable as matrix or two-dimensional format.</w:t>
-      </w:r>
-    </w:p>
-    <w:p>
-      <w:pPr>
-        <w:pStyle w:val="SourceCode"/>
-      </w:pPr>
-      <w:r>
-        <w:rPr>
-          <w:rStyle w:val="NormalTok"/>
-        </w:rPr>
-        <w:t xml:space="preserve">X</w:t>
-      </w:r>
-      <w:r>
-        <w:rPr>
-          <w:rStyle w:val="OperatorTok"/>
-        </w:rPr>
-        <w:t xml:space="preserve">=</w:t>
-      </w:r>
-      <w:r>
-        <w:rPr>
-          <w:rStyle w:val="NormalTok"/>
-        </w:rPr>
-        <w:t xml:space="preserve">X.reshape(</w:t>
-      </w:r>
-      <w:r>
-        <w:rPr>
-          <w:rStyle w:val="OperatorTok"/>
-        </w:rPr>
-        <w:t xml:space="preserve">-</w:t>
-      </w:r>
-      <w:r>
-        <w:rPr>
-          <w:rStyle w:val="DecValTok"/>
-        </w:rPr>
-        <w:t xml:space="preserve">1</w:t>
-      </w:r>
-      <w:r>
-        <w:rPr>
-          <w:rStyle w:val="NormalTok"/>
-        </w:rPr>
-        <w:t xml:space="preserve">,</w:t>
-      </w:r>
-      <w:r>
-        <w:rPr>
-          <w:rStyle w:val="DecValTok"/>
-        </w:rPr>
-        <w:t xml:space="preserve">1</w:t>
-      </w:r>
-      <w:r>
-        <w:rPr>
-          <w:rStyle w:val="NormalTok"/>
-        </w:rPr>
-        <w:t xml:space="preserve">)</w:t>
-      </w:r>
-      <w:r>
-        <w:br/>
-      </w:r>
-      <w:r>
-        <w:rPr>
-          <w:rStyle w:val="NormalTok"/>
-        </w:rPr>
-        <w:t xml:space="preserve">X[:</w:t>
-      </w:r>
-      <w:r>
-        <w:rPr>
-          <w:rStyle w:val="DecValTok"/>
-        </w:rPr>
-        <w:t xml:space="preserve">10</w:t>
-      </w:r>
-      <w:r>
-        <w:rPr>
-          <w:rStyle w:val="NormalTok"/>
-        </w:rPr>
-        <w:t xml:space="preserve">]</w:t>
-      </w:r>
-    </w:p>
-    <w:p>
-      <w:pPr>
-        <w:pStyle w:val="SourceCode"/>
-      </w:pPr>
-      <w:r>
-        <w:rPr>
-          <w:rStyle w:val="VerbatimChar"/>
-        </w:rPr>
-        <w:t xml:space="preserve">array([[0.37509547],</w:t>
-      </w:r>
-      <w:r>
-        <w:br/>
-      </w:r>
-      <w:r>
-        <w:rPr>
-          <w:rStyle w:val="VerbatimChar"/>
-        </w:rPr>
-        <w:t xml:space="preserve">       [0.18460802],</w:t>
-      </w:r>
-      <w:r>
-        <w:br/>
-      </w:r>
-      <w:r>
-        <w:rPr>
-          <w:rStyle w:val="VerbatimChar"/>
-        </w:rPr>
-        <w:t xml:space="preserve">       [0.03907181],</w:t>
-      </w:r>
-      <w:r>
-        <w:br/>
-      </w:r>
-      <w:r>
-        <w:rPr>
-          <w:rStyle w:val="VerbatimChar"/>
-        </w:rPr>
-        <w:t xml:space="preserve">       [0.53517854],</w:t>
-      </w:r>
-      <w:r>
-        <w:br/>
-      </w:r>
-      <w:r>
-        <w:rPr>
-          <w:rStyle w:val="VerbatimChar"/>
-        </w:rPr>
-        <w:t xml:space="preserve">       [0.50371539],</w:t>
-      </w:r>
-      <w:r>
-        <w:br/>
-      </w:r>
-      <w:r>
-        <w:rPr>
-          <w:rStyle w:val="VerbatimChar"/>
-        </w:rPr>
-        <w:t xml:space="preserve">       [0.65743375],</w:t>
-      </w:r>
-      <w:r>
-        <w:br/>
-      </w:r>
-      <w:r>
-        <w:rPr>
-          <w:rStyle w:val="VerbatimChar"/>
-        </w:rPr>
-        <w:t xml:space="preserve">       [0.21633344],</w:t>
-      </w:r>
-      <w:r>
-        <w:br/>
-      </w:r>
-      <w:r>
-        <w:rPr>
-          <w:rStyle w:val="VerbatimChar"/>
-        </w:rPr>
-        <w:t xml:space="preserve">       [0.31780915],</w:t>
-      </w:r>
-      <w:r>
-        <w:br/>
-      </w:r>
-      <w:r>
-        <w:rPr>
-          <w:rStyle w:val="VerbatimChar"/>
-        </w:rPr>
-        <w:t xml:space="preserve">       [0.66557259],</w:t>
-      </w:r>
-      <w:r>
-        <w:br/>
-      </w:r>
-      <w:r>
-        <w:rPr>
-          <w:rStyle w:val="VerbatimChar"/>
-        </w:rPr>
-        <w:t xml:space="preserve">       [0.35770045]])</w:t>
-      </w:r>
-    </w:p>
-    <w:p>
-      <w:pPr>
-        <w:pStyle w:val="FirstParagraph"/>
-      </w:pPr>
-      <w:r>
-        <w:t xml:space="preserve">Now we fit the data to our model</w:t>
-      </w:r>
-    </w:p>
-    <w:p>
-      <w:pPr>
-        <w:pStyle w:val="SourceCode"/>
-      </w:pPr>
-      <w:r>
-        <w:rPr>
-          <w:rStyle w:val="NormalTok"/>
-        </w:rPr>
-        <w:t xml:space="preserve">slr.fit(X,y)</w:t>
-      </w:r>
-      <w:r>
-        <w:br/>
-      </w:r>
-      <w:r>
-        <w:rPr>
-          <w:rStyle w:val="NormalTok"/>
-        </w:rPr>
-        <w:t xml:space="preserve">slr.predict([[</w:t>
-      </w:r>
-      <w:r>
-        <w:rPr>
-          <w:rStyle w:val="DecValTok"/>
-        </w:rPr>
-        <w:t xml:space="preserve">2</w:t>
-      </w:r>
-      <w:r>
-        <w:rPr>
-          <w:rStyle w:val="NormalTok"/>
-        </w:rPr>
-        <w:t xml:space="preserve">],[</w:t>
-      </w:r>
-      <w:r>
-        <w:rPr>
-          <w:rStyle w:val="DecValTok"/>
-        </w:rPr>
-        <w:t xml:space="preserve">3</w:t>
-      </w:r>
-      <w:r>
-        <w:rPr>
-          <w:rStyle w:val="NormalTok"/>
-        </w:rPr>
-        <w:t xml:space="preserve">]])</w:t>
-      </w:r>
-    </w:p>
-    <w:p>
-      <w:pPr>
-        <w:pStyle w:val="SourceCode"/>
-      </w:pPr>
-      <w:r>
-        <w:rPr>
-          <w:rStyle w:val="VerbatimChar"/>
-        </w:rPr>
-        <w:t xml:space="preserve">array([4.68314917, 6.91050271])</w:t>
+        <w:t xml:space="preserve">array([4.39039574, 6.25458839])</w:t>
       </w:r>
     </w:p>
     <w:p>
@@ -2325,7 +2280,7 @@
         <w:t xml:space="preserve"> </w:t>
       </w:r>
       <w:r>
-        <w:t xml:space="preserve">0.2284 and slope</w:t>
+        <w:t xml:space="preserve">0.662 and slope</w:t>
       </w:r>
       <w:r>
         <w:t xml:space="preserve"> </w:t>
@@ -2354,7 +2309,7 @@
         <w:t xml:space="preserve"> </w:t>
       </w:r>
       <w:r>
-        <w:t xml:space="preserve">array([2.22735354]).</w:t>
+        <w:t xml:space="preserve">array([1.86419265]).</w:t>
       </w:r>
     </w:p>
     <w:p>
@@ -2936,7 +2891,7 @@
       <w:r>
         <w:drawing>
           <wp:inline>
-            <wp:extent cx="5334000" cy="3645383"/>
+            <wp:extent cx="5334000" cy="3681619"/>
             <wp:effectExtent b="0" l="0" r="0" t="0"/>
             <wp:docPr descr="" title="" id="26" name="Picture"/>
             <a:graphic>
@@ -2957,7 +2912,7 @@
                   <pic:spPr bwMode="auto">
                     <a:xfrm>
                       <a:off x="0" y="0"/>
-                      <a:ext cx="5334000" cy="3645383"/>
+                      <a:ext cx="5334000" cy="3681619"/>
                     </a:xfrm>
                     <a:prstGeom prst="rect">
                       <a:avLst/>
